--- a/Sponsor_Package_1140A.docx
+++ b/Sponsor_Package_1140A.docx
@@ -4,7 +4,7 @@
   <w:body>
     <w:p>
       <w:pPr>
-        <w:spacing w:before="200"/>
+        <w:spacing w:before="160"/>
         <w:jc w:val="center"/>
       </w:pPr>
       <w:r>
@@ -36,7 +36,7 @@
     </w:p>
     <w:p>
       <w:pPr>
-        <w:spacing w:before="160" w:after="40"/>
+        <w:spacing w:before="140" w:after="40"/>
         <w:jc w:val="center"/>
       </w:pPr>
       <w:r>
@@ -52,7 +52,7 @@
     </w:p>
     <w:p>
       <w:pPr>
-        <w:spacing w:after="160"/>
+        <w:spacing w:after="140"/>
         <w:jc w:val="center"/>
       </w:pPr>
       <w:r>
@@ -74,8 +74,8 @@
           <w:noProof/>
         </w:rPr>
         <w:drawing>
-          <wp:inline distT="0" distB="0" distL="0" distR="0" wp14:anchorId="1D6786F6" wp14:editId="3F273A12">
-            <wp:extent cx="4044950" cy="6439560"/>
+          <wp:inline distT="0" distB="0" distL="0" distR="0" wp14:anchorId="2DBF165A" wp14:editId="2DBF165B">
+            <wp:extent cx="2743200" cy="4371975"/>
             <wp:effectExtent l="0" t="0" r="0" b="0"/>
             <wp:docPr id="1" name="Picture 1"/>
             <wp:cNvGraphicFramePr>
@@ -100,7 +100,7 @@
                   <pic:spPr bwMode="auto">
                     <a:xfrm>
                       <a:off x="0" y="0"/>
-                      <a:ext cx="4053142" cy="6452601"/>
+                      <a:ext cx="2743200" cy="4371975"/>
                     </a:xfrm>
                     <a:prstGeom prst="rect">
                       <a:avLst/>
@@ -115,7 +115,7 @@
     </w:p>
     <w:p>
       <w:pPr>
-        <w:spacing w:before="100" w:after="20"/>
+        <w:spacing w:before="90" w:after="20"/>
         <w:jc w:val="center"/>
       </w:pPr>
       <w:r>
@@ -154,25 +154,7 @@
           <w:sz w:val="18"/>
           <w:szCs w:val="18"/>
         </w:rPr>
-        <w:t xml:space="preserve">Tilden Arts </w:t>
-      </w:r>
-      <w:proofErr w:type="spellStart"/>
-      <w:r>
-        <w:rPr>
-          <w:color w:val="555555"/>
-          <w:sz w:val="18"/>
-          <w:szCs w:val="18"/>
-        </w:rPr>
-        <w:t>Center</w:t>
-      </w:r>
-      <w:proofErr w:type="spellEnd"/>
-      <w:r>
-        <w:rPr>
-          <w:color w:val="555555"/>
-          <w:sz w:val="18"/>
-          <w:szCs w:val="18"/>
-        </w:rPr>
-        <w:t xml:space="preserve"> at Cape Cod Community College · West Barnstable</w:t>
+        <w:t>Tilden Arts Center at Cape Cod Community College · West Barnstable</w:t>
       </w:r>
     </w:p>
     <w:p>
@@ -204,7 +186,104 @@
         <w:spacing w:after="140" w:line="288" w:lineRule="auto"/>
       </w:pPr>
       <w:r>
-        <w:t xml:space="preserve">The 1140A Corporation invites a single organisation to become the </w:t>
+        <w:t xml:space="preserve">On Saturday, 29 August, two nationally-touring Comedy Cellar headliners — </w:t>
+      </w:r>
+      <w:r>
+        <w:rPr>
+          <w:b/>
+          <w:bCs/>
+        </w:rPr>
+        <w:t>Brendan Sagalow</w:t>
+      </w:r>
+      <w:r>
+        <w:t xml:space="preserve"> and </w:t>
+      </w:r>
+      <w:r>
+        <w:rPr>
+          <w:b/>
+          <w:bCs/>
+        </w:rPr>
+        <w:t>Mike Cannon</w:t>
+      </w:r>
+      <w:r>
+        <w:t xml:space="preserve">, with </w:t>
+      </w:r>
+      <w:r>
+        <w:rPr>
+          <w:b/>
+          <w:bCs/>
+        </w:rPr>
+        <w:t>Jason Choi</w:t>
+      </w:r>
+      <w:r>
+        <w:t xml:space="preserve"> opening — play the Tilden Arts Center on Cape Cod. Two full headline sets in one night is a rarity anywhere. Video of their comedy has drawn </w:t>
+      </w:r>
+      <w:r>
+        <w:rPr>
+          <w:b/>
+          <w:bCs/>
+        </w:rPr>
+        <w:t>over 25 million documented views</w:t>
+      </w:r>
+      <w:r>
+        <w:t xml:space="preserve">, their combined following runs </w:t>
+      </w:r>
+      <w:r>
+        <w:rPr>
+          <w:b/>
+          <w:bCs/>
+        </w:rPr>
+        <w:t>past 640,000</w:t>
+      </w:r>
+      <w:r>
+        <w:t>, and they are regular guests in the biggest rooms in comedy. These are not local amateurs.</w:t>
+      </w:r>
+    </w:p>
+    <w:p>
+      <w:pPr>
+        <w:spacing w:after="140" w:line="288" w:lineRule="auto"/>
+      </w:pPr>
+      <w:r>
+        <w:t xml:space="preserve">There is a reason it is happening here. Through the 1980s and ’90s, a Cape teenager could see A-list stand-ups close to </w:t>
+      </w:r>
+      <w:r>
+        <w:t>the Tony Kent Arena</w:t>
+      </w:r>
+      <w:r>
+        <w:t xml:space="preserve"> and </w:t>
+      </w:r>
+      <w:r>
+        <w:t xml:space="preserve">Cape Cod </w:t>
+      </w:r>
+      <w:r>
+        <w:t xml:space="preserve">Coliseum, </w:t>
+      </w:r>
+      <w:r>
+        <w:t xml:space="preserve">at a price </w:t>
+      </w:r>
+      <w:r>
+        <w:t xml:space="preserve">they could </w:t>
+      </w:r>
+      <w:r>
+        <w:t xml:space="preserve">could afford. Then the rooms went away — one became a warehouse — and nothing rose to take their place. </w:t>
+      </w:r>
+      <w:r>
+        <w:rPr>
+          <w:b/>
+          <w:bCs/>
+        </w:rPr>
+        <w:t>The 1140A Corporation exists to bring that back</w:t>
+      </w:r>
+      <w:r>
+        <w:t>: professional comedy on the Cape, priced for Cape Codders, and built to recur — this the first of a planned series.</w:t>
+      </w:r>
+    </w:p>
+    <w:p>
+      <w:pPr>
+        <w:spacing w:after="140" w:line="288" w:lineRule="auto"/>
+      </w:pPr>
+      <w:r>
+        <w:t xml:space="preserve">We invite a single organisation to become the </w:t>
       </w:r>
       <w:r>
         <w:rPr>
@@ -214,75 +293,7 @@
         <w:t>sole Founding Partner</w:t>
       </w:r>
       <w:r>
-        <w:t xml:space="preserve"> of The Cape Cod Comedy Carnival — a one-night double-feature comedy event bringing two nationally-touring headliners to the Cape at prices Cape </w:t>
-      </w:r>
-      <w:proofErr w:type="spellStart"/>
-      <w:r>
-        <w:t>Codders</w:t>
-      </w:r>
-      <w:proofErr w:type="spellEnd"/>
-      <w:r>
-        <w:t xml:space="preserve"> can </w:t>
-      </w:r>
-      <w:proofErr w:type="gramStart"/>
-      <w:r>
-        <w:t>actually afford</w:t>
-      </w:r>
-      <w:proofErr w:type="gramEnd"/>
-      <w:r>
-        <w:t>.</w:t>
-      </w:r>
-    </w:p>
-    <w:p>
-      <w:pPr>
-        <w:spacing w:after="140" w:line="288" w:lineRule="auto"/>
-      </w:pPr>
-      <w:r>
-        <w:t xml:space="preserve">This is not </w:t>
-      </w:r>
-      <w:r>
-        <w:t xml:space="preserve">solely </w:t>
-      </w:r>
-      <w:r>
-        <w:t>an advertising buy. It is an invitation to plant your name, from the very first event, at the root of something built to recur — the way a handful of enduring institutions have become inseparable from the events they founded and sustained. What Ralph Lauren is to the polo at the Hamptons, a Founding Partner is to this: not a logo rented for a season, but a name woven into the story from year one.</w:t>
-      </w:r>
-    </w:p>
-    <w:p>
-      <w:pPr>
-        <w:spacing w:after="140" w:line="288" w:lineRule="auto"/>
-      </w:pPr>
-      <w:r>
-        <w:t xml:space="preserve">We are a non-profit. Your participation is a </w:t>
-      </w:r>
-      <w:r>
-        <w:rPr>
-          <w:b/>
-          <w:bCs/>
-        </w:rPr>
-        <w:t>commercial sponsorship</w:t>
-      </w:r>
-      <w:r>
-        <w:t xml:space="preserve"> — a gift to the arts and culture of Cape Cod with a long-term plan behind it, not a donation and not a grant. You support something genuine, and you are seen doing so, exclusively.</w:t>
-      </w:r>
-    </w:p>
-    <w:p>
-      <w:pPr>
-        <w:pBdr>
-          <w:left w:val="single" w:sz="18" w:space="12" w:color="B08D3F"/>
-        </w:pBdr>
-        <w:shd w:val="clear" w:color="auto" w:fill="F7F4EC"/>
-        <w:spacing w:before="160" w:after="140" w:line="288" w:lineRule="auto"/>
-      </w:pPr>
-      <w:r>
-        <w:rPr>
-          <w:b/>
-          <w:bCs/>
-          <w:color w:val="1F3864"/>
-        </w:rPr>
-        <w:t xml:space="preserve">A note on timing, with our apologies for the short window. </w:t>
-      </w:r>
-      <w:r>
-        <w:t>We have reserved twelve of the very best seats in the house for our Founding Partner. In fairness to the public, we can hold them only until roughly two weeks before the event, when the remaining reserved seats are released for general sale. That is the honest reason for the timeline — not pressure, simply the reality of holding the best seats for you for as long as we responsibly can. We will follow up once about a week after this reaches you.</w:t>
+        <w:t xml:space="preserve"> of it — not for one night’s advertising, but to plant your name at the root of something built to last. What Ralph Lauren is to the polo at the Hamptons, a Founding Partner is to this.</w:t>
       </w:r>
     </w:p>
     <w:p>
@@ -300,323 +311,21 @@
           <w:sz w:val="28"/>
           <w:szCs w:val="28"/>
         </w:rPr>
-        <w:t>Why This Matters</w:t>
-      </w:r>
-    </w:p>
-    <w:p>
-      <w:pPr>
-        <w:spacing w:after="140" w:line="288" w:lineRule="auto"/>
-      </w:pPr>
-      <w:r>
-        <w:rPr>
-          <w:b/>
-          <w:bCs/>
-        </w:rPr>
-        <w:t xml:space="preserve">A civic gift, not an ad campaign.  </w:t>
-      </w:r>
-      <w:r>
-        <w:rPr>
-          <w:b/>
-          <w:bCs/>
-        </w:rPr>
-        <w:t>As of July 29</w:t>
-      </w:r>
-      <w:r>
-        <w:rPr>
-          <w:b/>
-          <w:bCs/>
-          <w:vertAlign w:val="superscript"/>
-        </w:rPr>
-        <w:t>th</w:t>
-      </w:r>
-      <w:r>
-        <w:rPr>
-          <w:b/>
-          <w:bCs/>
-        </w:rPr>
-        <w:t>,</w:t>
-      </w:r>
-      <w:r>
-        <w:t xml:space="preserve"> tickets </w:t>
-      </w:r>
-      <w:r>
-        <w:t>ar</w:t>
-      </w:r>
-      <w:r>
-        <w:t xml:space="preserve">e already on </w:t>
-      </w:r>
-      <w:proofErr w:type="gramStart"/>
-      <w:r>
-        <w:t>sale</w:t>
-      </w:r>
-      <w:proofErr w:type="gramEnd"/>
-      <w:r>
-        <w:t xml:space="preserve"> and the campaign is already in motion. A Founding Partner is not buying this single event’s advertising — they are joining a recurring Cape Cod institution at its founding, and being known as the organisation that made affordable, professional comedy possible on the Cape. That association compounds every year it continues.</w:t>
-      </w:r>
-    </w:p>
-    <w:p>
-      <w:pPr>
-        <w:spacing w:after="140" w:line="288" w:lineRule="auto"/>
-      </w:pPr>
-      <w:r>
-        <w:rPr>
-          <w:b/>
-          <w:bCs/>
-        </w:rPr>
-        <w:t xml:space="preserve">The long game.  </w:t>
-      </w:r>
-      <w:r>
-        <w:t>This event is the first of a planned series. The corporation intends to present comedy — and, in time, other arts and culture programming — on the Cape on an ongoing basis. A Founding Partner is positioned to grow with it: the same name, event after event, year after year, tied to a body of work the community comes to rely on. This is the heart of the offer. The partnership is the point; the single event is merely where it begins.</w:t>
-      </w:r>
-    </w:p>
-    <w:p>
-      <w:pPr>
-        <w:spacing w:after="140" w:line="288" w:lineRule="auto"/>
-      </w:pPr>
-      <w:r>
-        <w:rPr>
-          <w:b/>
-          <w:bCs/>
-        </w:rPr>
-        <w:t xml:space="preserve">Advertising presence (included, but not the point).  </w:t>
-      </w:r>
-      <w:r>
-        <w:t xml:space="preserve">Sole-sponsor visibility is </w:t>
-      </w:r>
-      <w:proofErr w:type="gramStart"/>
-      <w:r>
-        <w:t>real</w:t>
-      </w:r>
-      <w:proofErr w:type="gramEnd"/>
-      <w:r>
-        <w:t xml:space="preserve"> and it is yours alone — your name and logo on event materials as the single sponsoring organisation, with no competing brand present. We are candid that the campaign is already live, so this is a founding association rather than a launch-window media buy. The value is the partnership; the visibility comes with it.</w:t>
-      </w:r>
-    </w:p>
-    <w:p>
-      <w:pPr>
-        <w:pBdr>
-          <w:bottom w:val="single" w:sz="8" w:space="3" w:color="1F3864"/>
-        </w:pBdr>
-        <w:spacing w:before="300" w:after="130"/>
+        <w:t>What We’re Asking</w:t>
+      </w:r>
+    </w:p>
+    <w:p>
+      <w:pPr>
+        <w:spacing w:before="60" w:after="30"/>
+        <w:jc w:val="center"/>
       </w:pPr>
       <w:r>
         <w:rPr>
           <w:b/>
           <w:bCs/>
           <w:color w:val="1F3864"/>
-          <w:sz w:val="28"/>
-          <w:szCs w:val="28"/>
-        </w:rPr>
-        <w:t>What the Founding Partner Receives</w:t>
-      </w:r>
-    </w:p>
-    <w:p>
-      <w:pPr>
-        <w:spacing w:after="140" w:line="288" w:lineRule="auto"/>
-      </w:pPr>
-      <w:r>
-        <w:t>A single organisation — twelve guests — sole recognition. The following is exclusive; no second sponsor is offered.</w:t>
-      </w:r>
-    </w:p>
-    <w:p>
-      <w:pPr>
-        <w:spacing w:after="160" w:line="288" w:lineRule="auto"/>
-      </w:pPr>
-      <w:proofErr w:type="gramStart"/>
-      <w:r>
-        <w:rPr>
-          <w:b/>
-          <w:bCs/>
-          <w:color w:val="B08D3F"/>
-        </w:rPr>
-        <w:t>▪</w:t>
-      </w:r>
-      <w:r>
-        <w:rPr>
-          <w:b/>
-          <w:bCs/>
-          <w:color w:val="B08D3F"/>
-        </w:rPr>
-        <w:t xml:space="preserve">  </w:t>
-      </w:r>
-      <w:r>
-        <w:rPr>
-          <w:b/>
-          <w:bCs/>
-          <w:color w:val="1F3864"/>
-        </w:rPr>
-        <w:t>Sole</w:t>
-      </w:r>
-      <w:proofErr w:type="gramEnd"/>
-      <w:r>
-        <w:rPr>
-          <w:b/>
-          <w:bCs/>
-          <w:color w:val="1F3864"/>
-        </w:rPr>
-        <w:t xml:space="preserve"> sponsor status.  </w:t>
-      </w:r>
-      <w:r>
-        <w:t>You are the only sponsoring organisation. Your name and logo appear on event materials as the sole partner — including the position shown on the poster in this document. No competing brand shares the event’s public presence.</w:t>
-      </w:r>
-    </w:p>
-    <w:p>
-      <w:pPr>
-        <w:spacing w:after="160" w:line="288" w:lineRule="auto"/>
-      </w:pPr>
-      <w:proofErr w:type="gramStart"/>
-      <w:r>
-        <w:rPr>
-          <w:b/>
-          <w:bCs/>
-          <w:color w:val="B08D3F"/>
-        </w:rPr>
-        <w:lastRenderedPageBreak/>
-        <w:t>▪</w:t>
-      </w:r>
-      <w:r>
-        <w:rPr>
-          <w:b/>
-          <w:bCs/>
-          <w:color w:val="B08D3F"/>
-        </w:rPr>
-        <w:t xml:space="preserve">  </w:t>
-      </w:r>
-      <w:r>
-        <w:rPr>
-          <w:b/>
-          <w:bCs/>
-          <w:color w:val="1F3864"/>
-        </w:rPr>
-        <w:t>A</w:t>
-      </w:r>
-      <w:proofErr w:type="gramEnd"/>
-      <w:r>
-        <w:rPr>
-          <w:b/>
-          <w:bCs/>
-          <w:color w:val="1F3864"/>
-        </w:rPr>
-        <w:t xml:space="preserve"> private meet-and-greet with the headliners.  </w:t>
-      </w:r>
-      <w:r>
-        <w:t>Twelve guests, on a bucolic private Cape Cod property, before the show — a relaxed gathering with the comedians in their warm off-stage personas. This is the honey of the partnership, and it is genuinely enjoyable.</w:t>
-      </w:r>
-    </w:p>
-    <w:p>
-      <w:pPr>
-        <w:spacing w:after="160" w:line="288" w:lineRule="auto"/>
-      </w:pPr>
-      <w:proofErr w:type="gramStart"/>
-      <w:r>
-        <w:rPr>
-          <w:b/>
-          <w:bCs/>
-          <w:color w:val="B08D3F"/>
-        </w:rPr>
-        <w:t>▪</w:t>
-      </w:r>
-      <w:r>
-        <w:rPr>
-          <w:b/>
-          <w:bCs/>
-          <w:color w:val="B08D3F"/>
-        </w:rPr>
-        <w:t xml:space="preserve">  </w:t>
-      </w:r>
-      <w:r>
-        <w:rPr>
-          <w:b/>
-          <w:bCs/>
-          <w:color w:val="1F3864"/>
-        </w:rPr>
-        <w:t>Twelve</w:t>
-      </w:r>
-      <w:proofErr w:type="gramEnd"/>
-      <w:r>
-        <w:rPr>
-          <w:b/>
-          <w:bCs/>
-          <w:color w:val="1F3864"/>
-        </w:rPr>
-        <w:t xml:space="preserve"> premium reserved (Orchestra) seats.  </w:t>
-      </w:r>
-      <w:r>
-        <w:t>Your guests are seated in the Orchestra — the reserved VIP section — for the show itself.</w:t>
-      </w:r>
-    </w:p>
-    <w:p>
-      <w:pPr>
-        <w:spacing w:after="160" w:line="288" w:lineRule="auto"/>
-      </w:pPr>
-      <w:proofErr w:type="gramStart"/>
-      <w:r>
-        <w:rPr>
-          <w:b/>
-          <w:bCs/>
-          <w:color w:val="B08D3F"/>
-        </w:rPr>
-        <w:t>▪</w:t>
-      </w:r>
-      <w:r>
-        <w:rPr>
-          <w:b/>
-          <w:bCs/>
-          <w:color w:val="B08D3F"/>
-        </w:rPr>
-        <w:t xml:space="preserve">  </w:t>
-      </w:r>
-      <w:r>
-        <w:rPr>
-          <w:b/>
-          <w:bCs/>
-          <w:color w:val="1F3864"/>
-        </w:rPr>
-        <w:t>A</w:t>
-      </w:r>
-      <w:proofErr w:type="gramEnd"/>
-      <w:r>
-        <w:rPr>
-          <w:b/>
-          <w:bCs/>
-          <w:color w:val="1F3864"/>
-        </w:rPr>
-        <w:t xml:space="preserve"> founding association that recurs.  </w:t>
-      </w:r>
-      <w:r>
-        <w:t>First right to continue as Founding Partner of future events in the series — the same name carried forward, year after year.</w:t>
-      </w:r>
-    </w:p>
-    <w:p>
-      <w:pPr>
-        <w:pBdr>
-          <w:bottom w:val="single" w:sz="8" w:space="3" w:color="1F3864"/>
-        </w:pBdr>
-        <w:spacing w:before="300" w:after="130"/>
-      </w:pPr>
-      <w:r>
-        <w:rPr>
-          <w:b/>
-          <w:bCs/>
-          <w:color w:val="1F3864"/>
-          <w:sz w:val="28"/>
-          <w:szCs w:val="28"/>
-        </w:rPr>
-        <w:t>The Investment</w:t>
-      </w:r>
-    </w:p>
-    <w:p>
-      <w:pPr>
-        <w:spacing w:before="120" w:after="40"/>
-        <w:jc w:val="center"/>
-      </w:pPr>
-      <w:r>
-        <w:rPr>
-          <w:b/>
-          <w:bCs/>
-          <w:color w:val="1F3864"/>
-          <w:sz w:val="52"/>
-          <w:szCs w:val="52"/>
+          <w:sz w:val="48"/>
+          <w:szCs w:val="48"/>
         </w:rPr>
         <w:t>$9,750</w:t>
       </w:r>
@@ -642,38 +351,123 @@
         <w:spacing w:after="140" w:line="288" w:lineRule="auto"/>
       </w:pPr>
       <w:r>
-        <w:t xml:space="preserve">One figure, one decision. There </w:t>
-      </w:r>
-      <w:proofErr w:type="gramStart"/>
-      <w:r>
-        <w:t>is</w:t>
-      </w:r>
-      <w:proofErr w:type="gramEnd"/>
-      <w:r>
-        <w:t xml:space="preserve"> no tiered menu and no negotiation of presence — the Founding Partner owns the whole of it. We have kept the number deliberately approachable because this is a civic partnership, not a media </w:t>
-      </w:r>
-      <w:proofErr w:type="gramStart"/>
-      <w:r>
-        <w:t>spend</w:t>
-      </w:r>
-      <w:proofErr w:type="gramEnd"/>
-      <w:r>
-        <w:t>.</w:t>
-      </w:r>
-    </w:p>
-    <w:p>
-      <w:pPr>
-        <w:spacing w:after="140" w:line="288" w:lineRule="auto"/>
-      </w:pPr>
-      <w:r>
-        <w:rPr>
-          <w:b/>
-          <w:bCs/>
-        </w:rPr>
-        <w:t xml:space="preserve">Offered to a few, at once, first to commit.  </w:t>
-      </w:r>
-      <w:r>
-        <w:t>In candour: this invitation is being extended simultaneously to a small number of local supporters of the arts, and the sole Founding Partner slot goes to the first to commit. We mention this not to rush you, but because it is the truth of how the single slot must be offered fairly.</w:t>
+        <w:t>One figure, one decision — no tiered menu, no second sponsor. For it, the Founding Partner receives:</w:t>
+      </w:r>
+    </w:p>
+    <w:p>
+      <w:pPr>
+        <w:spacing w:after="160" w:line="288" w:lineRule="auto"/>
+      </w:pPr>
+      <w:r>
+        <w:rPr>
+          <w:b/>
+          <w:bCs/>
+          <w:color w:val="B08D3F"/>
+        </w:rPr>
+        <w:t xml:space="preserve">▪  </w:t>
+      </w:r>
+      <w:r>
+        <w:rPr>
+          <w:b/>
+          <w:bCs/>
+          <w:color w:val="1F3864"/>
+        </w:rPr>
+        <w:t xml:space="preserve">Sole sponsor status.  </w:t>
+      </w:r>
+      <w:r>
+        <w:t>You are the only sponsoring organisation — your name and logo on event materials as the sole partner, in the position shown on the poster in this document. No competing brand shares the event’s public presence.</w:t>
+      </w:r>
+    </w:p>
+    <w:p>
+      <w:pPr>
+        <w:spacing w:after="160" w:line="288" w:lineRule="auto"/>
+      </w:pPr>
+      <w:r>
+        <w:rPr>
+          <w:b/>
+          <w:bCs/>
+          <w:color w:val="B08D3F"/>
+        </w:rPr>
+        <w:t xml:space="preserve">▪  </w:t>
+      </w:r>
+      <w:r>
+        <w:rPr>
+          <w:b/>
+          <w:bCs/>
+          <w:color w:val="1F3864"/>
+        </w:rPr>
+        <w:t xml:space="preserve">A private meet-and-greet with the headliners.  </w:t>
+      </w:r>
+      <w:r>
+        <w:t>Twelve guests, on a bucolic private Cape Cod property, before the show — a relaxed gathering with the comedians in their warm off-stage personas. This is the honey of the partnership.</w:t>
+      </w:r>
+    </w:p>
+    <w:p>
+      <w:pPr>
+        <w:spacing w:after="160" w:line="288" w:lineRule="auto"/>
+      </w:pPr>
+      <w:r>
+        <w:rPr>
+          <w:b/>
+          <w:bCs/>
+          <w:color w:val="B08D3F"/>
+        </w:rPr>
+        <w:t xml:space="preserve">▪  </w:t>
+      </w:r>
+      <w:r>
+        <w:rPr>
+          <w:b/>
+          <w:bCs/>
+          <w:color w:val="1F3864"/>
+        </w:rPr>
+        <w:t xml:space="preserve">Twelve premium reserved (Orchestra) seats.  </w:t>
+      </w:r>
+      <w:r>
+        <w:t>Your guests are seated together in the Orchestra — the reserved VIP section — for the show.</w:t>
+      </w:r>
+    </w:p>
+    <w:p>
+      <w:pPr>
+        <w:spacing w:after="160" w:line="288" w:lineRule="auto"/>
+      </w:pPr>
+      <w:r>
+        <w:rPr>
+          <w:b/>
+          <w:bCs/>
+          <w:color w:val="B08D3F"/>
+        </w:rPr>
+        <w:t xml:space="preserve">▪  </w:t>
+      </w:r>
+      <w:r>
+        <w:rPr>
+          <w:b/>
+          <w:bCs/>
+          <w:color w:val="1F3864"/>
+        </w:rPr>
+        <w:t xml:space="preserve">A founding association that recurs.  </w:t>
+      </w:r>
+      <w:r>
+        <w:t>First right to continue as Founding Partner of future events in the series — the same name carried forward, year after year.</w:t>
+      </w:r>
+    </w:p>
+    <w:p>
+      <w:pPr>
+        <w:pBdr>
+          <w:left w:val="single" w:sz="18" w:space="12" w:color="B08D3F"/>
+        </w:pBdr>
+        <w:shd w:val="clear" w:color="auto" w:fill="F7F4EC"/>
+        <w:spacing w:before="60" w:after="140" w:line="288" w:lineRule="auto"/>
+      </w:pPr>
+      <w:r>
+        <w:rPr>
+          <w:b/>
+          <w:bCs/>
+          <w:color w:val="1F3864"/>
+        </w:rPr>
+        <w:t xml:space="preserve">A note on timing, with our apologies for the short window. </w:t>
+      </w:r>
+      <w:r>
+        <w:t>We have reserved twelve of the very best seats in the house for our Founding Partner. In fairness to the public, we can hold them only until roughly two weeks before the event, when the remaining reserved seats are released for general sale. That is the honest reason for the timeline — not pressure, simply the reality of holding the best seats for you for as long as we responsibly can. And in candour, this invitation goes simultaneously to a small number of local supporters of the arts; the sole slot goes to the first to commit. We will follow up once, about a week after this reaches you.</w:t>
       </w:r>
     </w:p>
     <w:p>
@@ -697,9 +491,61 @@
           <w:szCs w:val="28"/>
         </w:rPr>
         <w:lastRenderedPageBreak/>
-        <w:t xml:space="preserve">The </w:t>
-      </w:r>
-      <w:proofErr w:type="gramStart"/>
+        <w:t>Why This Matters</w:t>
+      </w:r>
+    </w:p>
+    <w:p>
+      <w:pPr>
+        <w:spacing w:after="140" w:line="288" w:lineRule="auto"/>
+      </w:pPr>
+      <w:r>
+        <w:rPr>
+          <w:b/>
+          <w:bCs/>
+        </w:rPr>
+        <w:t xml:space="preserve">A civic gift, not an ad campaign.  </w:t>
+      </w:r>
+      <w:r>
+        <w:t>As of 29 July, tickets are already on sale and the campaign is already in motion. A Founding Partner is not buying this single event’s advertising — they are joining a recurring Cape Cod institution at its founding, and being known as the organisation that made affordable, professional comedy possible on the Cape. That association compounds every year it continues.</w:t>
+      </w:r>
+    </w:p>
+    <w:p>
+      <w:pPr>
+        <w:spacing w:after="140" w:line="288" w:lineRule="auto"/>
+      </w:pPr>
+      <w:r>
+        <w:rPr>
+          <w:b/>
+          <w:bCs/>
+        </w:rPr>
+        <w:t xml:space="preserve">The long game.  </w:t>
+      </w:r>
+      <w:r>
+        <w:t>The corporation intends to present comedy — and, in time, other arts and culture programming — on the Cape on an ongoing basis. A Founding Partner is positioned to grow with it: the same name, event after event, year after year, tied to a body of work the community comes to rely on. The partnership is the point; the single event is merely where it begins.</w:t>
+      </w:r>
+    </w:p>
+    <w:p>
+      <w:pPr>
+        <w:spacing w:after="140" w:line="288" w:lineRule="auto"/>
+      </w:pPr>
+      <w:r>
+        <w:rPr>
+          <w:b/>
+          <w:bCs/>
+        </w:rPr>
+        <w:t xml:space="preserve">Advertising presence (included, but not the point).  </w:t>
+      </w:r>
+      <w:r>
+        <w:t>Sole-sponsor visibility is real and it is yours alone — your name and logo on event materials as the single sponsoring organisation, with no competing brand present. We are candid that the campaign is already live, so this is a founding association rather than a launch-window media buy. The value is the partnership; the visibility comes with it.</w:t>
+      </w:r>
+    </w:p>
+    <w:p>
+      <w:pPr>
+        <w:pBdr>
+          <w:bottom w:val="single" w:sz="8" w:space="3" w:color="1F3864"/>
+        </w:pBdr>
+        <w:spacing w:before="300" w:after="130"/>
+      </w:pPr>
       <w:r>
         <w:rPr>
           <w:b/>
@@ -708,26 +554,40 @@
           <w:sz w:val="28"/>
           <w:szCs w:val="28"/>
         </w:rPr>
-        <w:t>Setting</w:t>
-      </w:r>
-      <w:proofErr w:type="gramEnd"/>
+        <w:t>The Talent</w:t>
+      </w:r>
+    </w:p>
+    <w:p>
+      <w:pPr>
+        <w:spacing w:after="140" w:line="288" w:lineRule="auto"/>
+      </w:pPr>
+      <w:r>
+        <w:t>Two nationally-touring headliners — both regulars at the world-famous Comedy Cellar — and a rising opening act.</w:t>
+      </w:r>
+    </w:p>
+    <w:p>
+      <w:pPr>
+        <w:spacing w:before="140" w:after="40"/>
+      </w:pPr>
       <w:r>
         <w:rPr>
           <w:b/>
           <w:bCs/>
           <w:color w:val="1F3864"/>
-          <w:sz w:val="28"/>
-          <w:szCs w:val="28"/>
-        </w:rPr>
-        <w:t xml:space="preserve"> — The Meet-and-Greet</w:t>
-      </w:r>
-    </w:p>
-    <w:p>
-      <w:pPr>
-        <w:spacing w:after="140" w:line="288" w:lineRule="auto"/>
-      </w:pPr>
-      <w:r>
-        <w:t>The Founding Partner’s guests are hosted on a private Cape Cod property — open lawns, weathered cottages, a barn, and picnic tables under the summer sky. It is unhurried, pleasant, and quintessentially Cape Cod: the kind of place a party feels like an afternoon, not an appointment.</w:t>
+          <w:sz w:val="24"/>
+          <w:szCs w:val="24"/>
+        </w:rPr>
+        <w:t xml:space="preserve">BRENDAN SAGALOW  </w:t>
+      </w:r>
+      <w:r>
+        <w:rPr>
+          <w:i/>
+          <w:iCs/>
+          <w:color w:val="B08D3F"/>
+          <w:sz w:val="20"/>
+          <w:szCs w:val="20"/>
+        </w:rPr>
+        <w:t>“Thin Lips”</w:t>
       </w:r>
     </w:p>
     <w:p>
@@ -740,10 +600,10 @@
           <w:noProof/>
         </w:rPr>
         <w:drawing>
-          <wp:inline distT="0" distB="0" distL="0" distR="0" wp14:anchorId="1D6786F8" wp14:editId="1D6786F9">
-            <wp:extent cx="4095750" cy="3067050"/>
+          <wp:inline distT="0" distB="0" distL="0" distR="0" wp14:anchorId="2DBF165C" wp14:editId="2DBF165D">
+            <wp:extent cx="4210050" cy="2809875"/>
             <wp:effectExtent l="0" t="0" r="0" b="0"/>
-            <wp:docPr id="250805118" name="Picture 250805118"/>
+            <wp:docPr id="1896948687" name="Picture 1896948687"/>
             <wp:cNvGraphicFramePr>
               <a:graphicFrameLocks xmlns:a="http://schemas.openxmlformats.org/drawingml/2006/main" noChangeAspect="1"/>
             </wp:cNvGraphicFramePr>
@@ -766,7 +626,7 @@
                   <pic:spPr bwMode="auto">
                     <a:xfrm>
                       <a:off x="0" y="0"/>
-                      <a:ext cx="4095750" cy="3067050"/>
+                      <a:ext cx="4210050" cy="2809875"/>
                     </a:xfrm>
                     <a:prstGeom prst="rect">
                       <a:avLst/>
@@ -781,88 +641,45 @@
     </w:p>
     <w:p>
       <w:pPr>
-        <w:spacing w:after="140"/>
-        <w:jc w:val="center"/>
-      </w:pPr>
+        <w:spacing w:after="140" w:line="288" w:lineRule="auto"/>
+      </w:pPr>
+      <w:r>
+        <w:t xml:space="preserve">Brendan Sagalow is a New York-based stand-up comedian and a regular at the world-famous Comedy Cellar. Known for a fearless, high-energy, self-deprecating style, he tours nationally and released his latest hour-long special, </w:t>
+      </w:r>
       <w:r>
         <w:rPr>
           <w:i/>
           <w:iCs/>
-          <w:color w:val="555555"/>
-          <w:sz w:val="18"/>
-          <w:szCs w:val="18"/>
-        </w:rPr>
-        <w:t>The private property — July 2026.</w:t>
-      </w:r>
-    </w:p>
-    <w:p>
-      <w:pPr>
-        <w:spacing w:after="140" w:line="288" w:lineRule="auto"/>
-      </w:pPr>
-      <w:r>
-        <w:t xml:space="preserve">Here, before the show, your twelve guests meet the headliners over </w:t>
-      </w:r>
-      <w:r>
-        <w:rPr>
-          <w:b/>
-          <w:bCs/>
-        </w:rPr>
-        <w:t>a selection of foods and beverages</w:t>
-      </w:r>
-      <w:r>
-        <w:t xml:space="preserve"> — a proper spread, and a full bar offering both alcoholic and non-alcoholic choices, thoughtfully beyond the usual beer and wine. It is a warm, informal half-hour that turns a night out into an experience your guests remember and attribute to you.</w:t>
-      </w:r>
-    </w:p>
-    <w:p>
-      <w:pPr>
-        <w:pBdr>
-          <w:bottom w:val="single" w:sz="8" w:space="3" w:color="1F3864"/>
-        </w:pBdr>
-        <w:spacing w:before="300" w:after="130"/>
+        </w:rPr>
+        <w:t>Thin Lips</w:t>
+      </w:r>
+      <w:r>
+        <w:t xml:space="preserve"> (2024), independently to a large and fast-growing online audience. His clips travel widely across YouTube, TikTok, and Instagram, and his fanbase follows him from city to city — the mark of a comedian who converts attention into filled rooms.</w:t>
+      </w:r>
+    </w:p>
+    <w:p>
+      <w:pPr>
+        <w:spacing w:before="180" w:after="40"/>
       </w:pPr>
       <w:r>
         <w:rPr>
           <w:b/>
           <w:bCs/>
           <w:color w:val="1F3864"/>
-          <w:sz w:val="28"/>
-          <w:szCs w:val="28"/>
-        </w:rPr>
-        <w:t>The Venue</w:t>
-      </w:r>
-    </w:p>
-    <w:p>
-      <w:pPr>
-        <w:spacing w:after="140" w:line="288" w:lineRule="auto"/>
-      </w:pPr>
-      <w:r>
-        <w:t xml:space="preserve">The event is presented at the </w:t>
-      </w:r>
-      <w:r>
-        <w:rPr>
-          <w:b/>
-          <w:bCs/>
-        </w:rPr>
-        <w:t xml:space="preserve">Tilden Arts </w:t>
-      </w:r>
-      <w:proofErr w:type="spellStart"/>
-      <w:r>
-        <w:rPr>
-          <w:b/>
-          <w:bCs/>
-        </w:rPr>
-        <w:t>Center</w:t>
-      </w:r>
-      <w:proofErr w:type="spellEnd"/>
-      <w:r>
-        <w:rPr>
-          <w:b/>
-          <w:bCs/>
-        </w:rPr>
-        <w:t xml:space="preserve"> at Cape Cod Community College</w:t>
-      </w:r>
-      <w:r>
-        <w:t xml:space="preserve"> in West Barnstable — a professional, purpose-built Cape performing-arts venue, and a fitting home for a company that means to be part of the Cape’s cultural life for years to come.</w:t>
+          <w:sz w:val="24"/>
+          <w:szCs w:val="24"/>
+        </w:rPr>
+        <w:t xml:space="preserve">MIKE CANNON  </w:t>
+      </w:r>
+      <w:r>
+        <w:rPr>
+          <w:i/>
+          <w:iCs/>
+          <w:color w:val="B08D3F"/>
+          <w:sz w:val="20"/>
+          <w:szCs w:val="20"/>
+        </w:rPr>
+        <w:t>“Traumatized Animal”</w:t>
       </w:r>
     </w:p>
     <w:p>
@@ -876,10 +693,10 @@
         </w:rPr>
         <w:lastRenderedPageBreak/>
         <w:drawing>
-          <wp:inline distT="0" distB="0" distL="0" distR="0" wp14:anchorId="2D9786EE" wp14:editId="4462F969">
-            <wp:extent cx="6121400" cy="2999740"/>
+          <wp:inline distT="0" distB="0" distL="0" distR="0" wp14:anchorId="2DBF165E" wp14:editId="2DBF165F">
+            <wp:extent cx="4210050" cy="3419475"/>
             <wp:effectExtent l="0" t="0" r="0" b="0"/>
-            <wp:docPr id="1786142205" name="Picture 1"/>
+            <wp:docPr id="2064878846" name="Picture 2064878846"/>
             <wp:cNvGraphicFramePr>
               <a:graphicFrameLocks xmlns:a="http://schemas.openxmlformats.org/drawingml/2006/main" noChangeAspect="1"/>
             </wp:cNvGraphicFramePr>
@@ -887,25 +704,22 @@
               <a:graphicData uri="http://schemas.openxmlformats.org/drawingml/2006/picture">
                 <pic:pic xmlns:pic="http://schemas.openxmlformats.org/drawingml/2006/picture">
                   <pic:nvPicPr>
-                    <pic:cNvPr id="1786142205" name="Picture 1786142205"/>
-                    <pic:cNvPicPr/>
+                    <pic:cNvPr id="0" name=""/>
+                    <pic:cNvPicPr>
+                      <a:picLocks noChangeAspect="1" noChangeArrowheads="1"/>
+                    </pic:cNvPicPr>
                   </pic:nvPicPr>
                   <pic:blipFill>
-                    <a:blip r:embed="rId7" cstate="print">
-                      <a:extLst>
-                        <a:ext uri="{28A0092B-C50C-407E-A947-70E740481C1C}">
-                          <a14:useLocalDpi xmlns:a14="http://schemas.microsoft.com/office/drawing/2010/main" val="0"/>
-                        </a:ext>
-                      </a:extLst>
-                    </a:blip>
+                    <a:blip r:embed="rId7"/>
+                    <a:srcRect/>
                     <a:stretch>
                       <a:fillRect/>
                     </a:stretch>
                   </pic:blipFill>
-                  <pic:spPr>
+                  <pic:spPr bwMode="auto">
                     <a:xfrm>
                       <a:off x="0" y="0"/>
-                      <a:ext cx="6121400" cy="2999740"/>
+                      <a:ext cx="4210050" cy="3419475"/>
                     </a:xfrm>
                     <a:prstGeom prst="rect">
                       <a:avLst/>
@@ -920,95 +734,25 @@
     </w:p>
     <w:p>
       <w:pPr>
-        <w:spacing w:after="100"/>
-        <w:jc w:val="center"/>
-      </w:pPr>
+        <w:spacing w:after="140" w:line="288" w:lineRule="auto"/>
+      </w:pPr>
+      <w:r>
+        <w:t xml:space="preserve">Mike Cannon is a New York-based comedian and Comedy Cellar regular whose sharp, self-aware writing and effortless crowd work have made him one of the most reliable headliners on the circuit. His most recent special, </w:t>
+      </w:r>
       <w:r>
         <w:rPr>
           <w:i/>
           <w:iCs/>
-          <w:color w:val="555555"/>
-          <w:sz w:val="18"/>
-          <w:szCs w:val="18"/>
-        </w:rPr>
-        <w:t xml:space="preserve">The Tilden Arts </w:t>
-      </w:r>
-      <w:proofErr w:type="spellStart"/>
-      <w:r>
-        <w:rPr>
-          <w:i/>
-          <w:iCs/>
-          <w:color w:val="555555"/>
-          <w:sz w:val="18"/>
-          <w:szCs w:val="18"/>
-        </w:rPr>
-        <w:t>Center</w:t>
-      </w:r>
-      <w:proofErr w:type="spellEnd"/>
-      <w:r>
-        <w:rPr>
-          <w:i/>
-          <w:iCs/>
-          <w:color w:val="555555"/>
-          <w:sz w:val="18"/>
-          <w:szCs w:val="18"/>
-        </w:rPr>
-        <w:t>, Cape Cod Community College.</w:t>
-      </w:r>
-    </w:p>
-    <w:p>
-      <w:pPr>
-        <w:spacing w:after="140" w:line="288" w:lineRule="auto"/>
-      </w:pPr>
-      <w:r>
-        <w:rPr>
-          <w:b/>
-          <w:bCs/>
-        </w:rPr>
-        <w:t xml:space="preserve">The seating.  </w:t>
-      </w:r>
-      <w:r>
-        <w:t>The house is fully reserved and assigned — every guest has a specific seat, chosen and held in advance rather than scrambled for at the door. Your twelve guests are seated together in the Orchestra, the premium reserved section closest to the stage.</w:t>
-      </w:r>
-    </w:p>
-    <w:p>
-      <w:r>
-        <w:br w:type="page"/>
-      </w:r>
-    </w:p>
-    <w:p>
-      <w:pPr>
-        <w:pBdr>
-          <w:bottom w:val="single" w:sz="8" w:space="3" w:color="1F3864"/>
-        </w:pBdr>
-        <w:spacing w:before="300" w:after="130"/>
-      </w:pPr>
-      <w:r>
-        <w:rPr>
-          <w:b/>
-          <w:bCs/>
-          <w:color w:val="1F3864"/>
-          <w:sz w:val="28"/>
-          <w:szCs w:val="28"/>
-        </w:rPr>
-        <w:lastRenderedPageBreak/>
-        <w:t>The Talent</w:t>
-      </w:r>
-    </w:p>
-    <w:p>
-      <w:pPr>
-        <w:spacing w:after="140" w:line="288" w:lineRule="auto"/>
-      </w:pPr>
-      <w:r>
-        <w:t xml:space="preserve">Two nationally-touring headliners — both regulars at the world-famous Comedy Cellar — and a rising featured act. This double-headliner format, two full sets from two touring headliners in a single evening, is a rarity anywhere, and has never been done on the Cape like </w:t>
-      </w:r>
-      <w:r>
-        <w:t>this in recent years.</w:t>
-      </w:r>
-    </w:p>
-    <w:p>
-      <w:pPr>
-        <w:spacing w:before="140" w:after="40"/>
+        </w:rPr>
+        <w:t>Traumatized Animal</w:t>
+      </w:r>
+      <w:r>
+        <w:t xml:space="preserve"> (2024), was released independently and has drawn a devoted following. Cannon has built his audience the modern way — through material that spreads far beyond his own channels — and brings a room fully under his control from the first minute.</w:t>
+      </w:r>
+    </w:p>
+    <w:p>
+      <w:pPr>
+        <w:spacing w:before="180" w:after="40"/>
       </w:pPr>
       <w:r>
         <w:rPr>
@@ -1018,30 +762,7 @@
           <w:sz w:val="24"/>
           <w:szCs w:val="24"/>
         </w:rPr>
-        <w:t xml:space="preserve">BRENDAN </w:t>
-      </w:r>
-      <w:proofErr w:type="spellStart"/>
-      <w:proofErr w:type="gramStart"/>
-      <w:r>
-        <w:rPr>
-          <w:b/>
-          <w:bCs/>
-          <w:color w:val="1F3864"/>
-          <w:sz w:val="24"/>
-          <w:szCs w:val="24"/>
-        </w:rPr>
-        <w:t>SAGALOW</w:t>
-      </w:r>
-      <w:proofErr w:type="spellEnd"/>
-      <w:r>
-        <w:rPr>
-          <w:b/>
-          <w:bCs/>
-          <w:color w:val="1F3864"/>
-          <w:sz w:val="24"/>
-          <w:szCs w:val="24"/>
-        </w:rPr>
-        <w:t xml:space="preserve">  </w:t>
+        <w:t xml:space="preserve">JASON CHOI  </w:t>
       </w:r>
       <w:r>
         <w:rPr>
@@ -1051,34 +772,24 @@
           <w:sz w:val="20"/>
           <w:szCs w:val="20"/>
         </w:rPr>
-        <w:t>“</w:t>
-      </w:r>
-      <w:proofErr w:type="gramEnd"/>
-      <w:r>
-        <w:rPr>
-          <w:i/>
-          <w:iCs/>
-          <w:color w:val="B08D3F"/>
-          <w:sz w:val="20"/>
-          <w:szCs w:val="20"/>
-        </w:rPr>
-        <w:t>Thin Lips”</w:t>
-      </w:r>
-    </w:p>
-    <w:p>
-      <w:pPr>
-        <w:spacing w:after="140" w:line="288" w:lineRule="auto"/>
+        <w:t>opening the night</w:t>
+      </w:r>
+    </w:p>
+    <w:p>
+      <w:pPr>
+        <w:spacing w:before="120" w:after="120"/>
         <w:jc w:val="center"/>
       </w:pPr>
       <w:r>
         <w:rPr>
           <w:noProof/>
         </w:rPr>
+        <w:lastRenderedPageBreak/>
         <w:drawing>
-          <wp:inline distT="0" distB="0" distL="0" distR="0" wp14:anchorId="36775E19" wp14:editId="1B5FC706">
-            <wp:extent cx="4513211" cy="3009900"/>
-            <wp:effectExtent l="0" t="0" r="1905" b="0"/>
-            <wp:docPr id="1278235003" name="Picture 2"/>
+          <wp:inline distT="0" distB="0" distL="0" distR="0" wp14:anchorId="2DBF1660" wp14:editId="2DBF1661">
+            <wp:extent cx="2924175" cy="4171950"/>
+            <wp:effectExtent l="0" t="0" r="0" b="0"/>
+            <wp:docPr id="1377239269" name="Picture 1377239269"/>
             <wp:cNvGraphicFramePr>
               <a:graphicFrameLocks xmlns:a="http://schemas.openxmlformats.org/drawingml/2006/main" noChangeAspect="1"/>
             </wp:cNvGraphicFramePr>
@@ -1086,25 +797,22 @@
               <a:graphicData uri="http://schemas.openxmlformats.org/drawingml/2006/picture">
                 <pic:pic xmlns:pic="http://schemas.openxmlformats.org/drawingml/2006/picture">
                   <pic:nvPicPr>
-                    <pic:cNvPr id="1278235003" name="Picture 1278235003"/>
-                    <pic:cNvPicPr/>
+                    <pic:cNvPr id="0" name=""/>
+                    <pic:cNvPicPr>
+                      <a:picLocks noChangeAspect="1" noChangeArrowheads="1"/>
+                    </pic:cNvPicPr>
                   </pic:nvPicPr>
                   <pic:blipFill>
-                    <a:blip r:embed="rId8" cstate="print">
-                      <a:extLst>
-                        <a:ext uri="{28A0092B-C50C-407E-A947-70E740481C1C}">
-                          <a14:useLocalDpi xmlns:a14="http://schemas.microsoft.com/office/drawing/2010/main" val="0"/>
-                        </a:ext>
-                      </a:extLst>
-                    </a:blip>
+                    <a:blip r:embed="rId8"/>
+                    <a:srcRect/>
                     <a:stretch>
                       <a:fillRect/>
                     </a:stretch>
                   </pic:blipFill>
-                  <pic:spPr>
+                  <pic:spPr bwMode="auto">
                     <a:xfrm>
                       <a:off x="0" y="0"/>
-                      <a:ext cx="4519976" cy="3014412"/>
+                      <a:ext cx="2924175" cy="4171950"/>
                     </a:xfrm>
                     <a:prstGeom prst="rect">
                       <a:avLst/>
@@ -1122,81 +830,75 @@
         <w:spacing w:after="140" w:line="288" w:lineRule="auto"/>
       </w:pPr>
       <w:r>
-        <w:t xml:space="preserve">Brendan Sagalow is a New York-based stand-up comedian and a regular at the world-famous Comedy Cellar. Known for a fearless, high-energy, self-deprecating style, he tours nationally and released his latest hour-long special, </w:t>
+        <w:t xml:space="preserve">Jason Choi is a New York-based comedian, writer and actor, and opens the evening. He was named </w:t>
       </w:r>
       <w:r>
         <w:rPr>
           <w:i/>
           <w:iCs/>
         </w:rPr>
-        <w:t>Thin Lips</w:t>
-      </w:r>
-      <w:r>
-        <w:t xml:space="preserve"> (2024), independently to a large and fast-growing online audience. His clips travel widely across YouTube, TikTok, and Instagram, and his fanbase follows him from city to city — the mark of a comedian who converts attention into filled rooms.</w:t>
-      </w:r>
-    </w:p>
-    <w:p>
-      <w:pPr>
-        <w:spacing w:before="180" w:after="40"/>
-      </w:pPr>
-      <w:r>
-        <w:rPr>
-          <w:b/>
-          <w:bCs/>
-          <w:color w:val="1F3864"/>
-          <w:sz w:val="24"/>
-          <w:szCs w:val="24"/>
-        </w:rPr>
-        <w:t xml:space="preserve">MIKE </w:t>
-      </w:r>
-      <w:proofErr w:type="gramStart"/>
-      <w:r>
-        <w:rPr>
-          <w:b/>
-          <w:bCs/>
-          <w:color w:val="1F3864"/>
-          <w:sz w:val="24"/>
-          <w:szCs w:val="24"/>
-        </w:rPr>
-        <w:t xml:space="preserve">CANNON  </w:t>
+        <w:t>New York’s Funniest</w:t>
+      </w:r>
+      <w:r>
+        <w:t xml:space="preserve"> at the 2025 New York Comedy Festival, was a finalist at the Boston Comedy Festival and the New York Comedy Club Fall Invitational, and made his network television debut in 2026 on CBS’s </w:t>
       </w:r>
       <w:r>
         <w:rPr>
           <w:i/>
           <w:iCs/>
-          <w:color w:val="B08D3F"/>
-          <w:sz w:val="20"/>
-          <w:szCs w:val="20"/>
-        </w:rPr>
-        <w:t>“</w:t>
-      </w:r>
-      <w:proofErr w:type="gramEnd"/>
-      <w:r>
-        <w:rPr>
-          <w:i/>
-          <w:iCs/>
-          <w:color w:val="B08D3F"/>
-          <w:sz w:val="20"/>
-          <w:szCs w:val="20"/>
-        </w:rPr>
-        <w:t>Traumatized Animal”</w:t>
+        </w:rPr>
+        <w:t>Comic’s Unleashed</w:t>
+      </w:r>
+      <w:r>
+        <w:t>. He has opened for Ronny Chieng, Mike Cannon, Mike Vecchione, and Gary Gulman.</w:t>
+      </w:r>
+    </w:p>
+    <w:p>
+      <w:r>
+        <w:br w:type="page"/>
+      </w:r>
+    </w:p>
+    <w:p>
+      <w:pPr>
+        <w:pBdr>
+          <w:bottom w:val="single" w:sz="8" w:space="3" w:color="1F3864"/>
+        </w:pBdr>
+        <w:spacing w:before="300" w:after="130"/>
+      </w:pPr>
+      <w:r>
+        <w:rPr>
+          <w:b/>
+          <w:bCs/>
+          <w:color w:val="1F3864"/>
+          <w:sz w:val="28"/>
+          <w:szCs w:val="28"/>
+        </w:rPr>
+        <w:lastRenderedPageBreak/>
+        <w:t>The Meet-and-Greet</w:t>
       </w:r>
     </w:p>
     <w:p>
       <w:pPr>
         <w:spacing w:after="140" w:line="288" w:lineRule="auto"/>
+      </w:pPr>
+      <w:r>
+        <w:t>The Founding Partner’s guests are hosted on a private Cape Cod property — open lawns, weathered cottages, a barn, and picnic tables under the summer sky. It is unhurried, pleasant, and quintessentially Cape Cod: the kind of place a party feels like an afternoon, not an appointment.</w:t>
+      </w:r>
+    </w:p>
+    <w:p>
+      <w:pPr>
+        <w:spacing w:before="120" w:after="120"/>
         <w:jc w:val="center"/>
       </w:pPr>
       <w:r>
         <w:rPr>
           <w:noProof/>
         </w:rPr>
-        <w:lastRenderedPageBreak/>
         <w:drawing>
-          <wp:inline distT="0" distB="0" distL="0" distR="0" wp14:anchorId="0A377C2E" wp14:editId="379020BB">
-            <wp:extent cx="4622800" cy="3756265"/>
-            <wp:effectExtent l="0" t="0" r="6350" b="0"/>
-            <wp:docPr id="265198495" name="Picture 4"/>
+          <wp:inline distT="0" distB="0" distL="0" distR="0" wp14:anchorId="2DBF1662" wp14:editId="2DBF1663">
+            <wp:extent cx="3933825" cy="2952750"/>
+            <wp:effectExtent l="0" t="0" r="0" b="0"/>
+            <wp:docPr id="1356667351" name="Picture 1356667351"/>
             <wp:cNvGraphicFramePr>
               <a:graphicFrameLocks xmlns:a="http://schemas.openxmlformats.org/drawingml/2006/main" noChangeAspect="1"/>
             </wp:cNvGraphicFramePr>
@@ -1204,25 +906,22 @@
               <a:graphicData uri="http://schemas.openxmlformats.org/drawingml/2006/picture">
                 <pic:pic xmlns:pic="http://schemas.openxmlformats.org/drawingml/2006/picture">
                   <pic:nvPicPr>
-                    <pic:cNvPr id="265198495" name="Picture 265198495"/>
-                    <pic:cNvPicPr/>
+                    <pic:cNvPr id="0" name=""/>
+                    <pic:cNvPicPr>
+                      <a:picLocks noChangeAspect="1" noChangeArrowheads="1"/>
+                    </pic:cNvPicPr>
                   </pic:nvPicPr>
                   <pic:blipFill>
-                    <a:blip r:embed="rId9" cstate="print">
-                      <a:extLst>
-                        <a:ext uri="{28A0092B-C50C-407E-A947-70E740481C1C}">
-                          <a14:useLocalDpi xmlns:a14="http://schemas.microsoft.com/office/drawing/2010/main" val="0"/>
-                        </a:ext>
-                      </a:extLst>
-                    </a:blip>
+                    <a:blip r:embed="rId9"/>
+                    <a:srcRect/>
                     <a:stretch>
                       <a:fillRect/>
                     </a:stretch>
                   </pic:blipFill>
-                  <pic:spPr>
+                  <pic:spPr bwMode="auto">
                     <a:xfrm>
                       <a:off x="0" y="0"/>
-                      <a:ext cx="4632182" cy="3763888"/>
+                      <a:ext cx="3933825" cy="2952750"/>
                     </a:xfrm>
                     <a:prstGeom prst="rect">
                       <a:avLst/>
@@ -1237,62 +936,77 @@
     </w:p>
     <w:p>
       <w:pPr>
-        <w:spacing w:after="140" w:line="288" w:lineRule="auto"/>
-      </w:pPr>
-      <w:r>
-        <w:t xml:space="preserve">Mike Cannon is a New York-based comedian and Comedy Cellar regular whose sharp, self-aware writing and effortless crowd work have made him one of the most reliable headliners on the circuit. His most recent special, </w:t>
-      </w:r>
+        <w:spacing w:after="140"/>
+        <w:jc w:val="center"/>
+      </w:pPr>
       <w:r>
         <w:rPr>
           <w:i/>
           <w:iCs/>
-        </w:rPr>
-        <w:t>Traumatized Animal</w:t>
-      </w:r>
-      <w:r>
-        <w:t xml:space="preserve"> (2024), was released independently and has drawn a devoted following. Cannon has built his audience the modern way — through material that spreads far beyond his own channels — and brings a room fully under his control from the first minute.</w:t>
-      </w:r>
-    </w:p>
-    <w:p>
-      <w:pPr>
-        <w:spacing w:before="180" w:after="40"/>
+          <w:color w:val="555555"/>
+          <w:sz w:val="18"/>
+          <w:szCs w:val="18"/>
+        </w:rPr>
+        <w:t>The private property — July 2026.</w:t>
+      </w:r>
+    </w:p>
+    <w:p>
+      <w:pPr>
+        <w:spacing w:after="140" w:line="288" w:lineRule="auto"/>
+      </w:pPr>
+      <w:r>
+        <w:t xml:space="preserve">Here, before the show, your twelve guests meet the headliners over </w:t>
+      </w:r>
+      <w:r>
+        <w:rPr>
+          <w:b/>
+          <w:bCs/>
+        </w:rPr>
+        <w:t>a selection of foods and beverages</w:t>
+      </w:r>
+      <w:r>
+        <w:t xml:space="preserve"> — a proper spread, and a full bar offering both alcoholic and non-alcoholic choices, thoughtfully beyond the usual beer and wine. It is a warm, informal half-hour that turns a night out into an experience your guests remember and attribute to you.</w:t>
+      </w:r>
+    </w:p>
+    <w:p>
+      <w:pPr>
+        <w:pBdr>
+          <w:bottom w:val="single" w:sz="8" w:space="3" w:color="1F3864"/>
+        </w:pBdr>
+        <w:spacing w:before="300" w:after="130"/>
       </w:pPr>
       <w:r>
         <w:rPr>
           <w:b/>
           <w:bCs/>
           <w:color w:val="1F3864"/>
-          <w:sz w:val="24"/>
-          <w:szCs w:val="24"/>
-        </w:rPr>
-        <w:t xml:space="preserve">JASON </w:t>
-      </w:r>
-      <w:proofErr w:type="gramStart"/>
-      <w:r>
-        <w:rPr>
-          <w:b/>
-          <w:bCs/>
-          <w:color w:val="1F3864"/>
-          <w:sz w:val="24"/>
-          <w:szCs w:val="24"/>
-        </w:rPr>
-        <w:t xml:space="preserve">CHOI  </w:t>
-      </w:r>
-      <w:r>
-        <w:rPr>
-          <w:i/>
-          <w:iCs/>
-          <w:color w:val="B08D3F"/>
-          <w:sz w:val="20"/>
-          <w:szCs w:val="20"/>
-        </w:rPr>
-        <w:t>featured</w:t>
-      </w:r>
-      <w:proofErr w:type="gramEnd"/>
+          <w:sz w:val="28"/>
+          <w:szCs w:val="28"/>
+        </w:rPr>
+        <w:t>The Venue</w:t>
+      </w:r>
     </w:p>
     <w:p>
       <w:pPr>
         <w:spacing w:after="140" w:line="288" w:lineRule="auto"/>
+      </w:pPr>
+      <w:r>
+        <w:t xml:space="preserve">The event is presented at the </w:t>
+      </w:r>
+      <w:r>
+        <w:rPr>
+          <w:b/>
+          <w:bCs/>
+        </w:rPr>
+        <w:t>Tilden Arts Center at Cape Cod Community College</w:t>
+      </w:r>
+      <w:r>
+        <w:t xml:space="preserve"> in West Barnstable — a professional, purpose-built Cape performing-arts venue, and a fitting home for a company that means to be part of the Cape’s cultural life for years to come.</w:t>
+      </w:r>
+    </w:p>
+    <w:p>
+      <w:pPr>
+        <w:spacing w:before="120" w:after="120"/>
         <w:jc w:val="center"/>
       </w:pPr>
       <w:r>
@@ -1301,10 +1015,10 @@
         </w:rPr>
         <w:lastRenderedPageBreak/>
         <w:drawing>
-          <wp:inline distT="0" distB="0" distL="0" distR="0" wp14:anchorId="08538917" wp14:editId="7B92533C">
-            <wp:extent cx="3093805" cy="4413250"/>
-            <wp:effectExtent l="0" t="0" r="0" b="6350"/>
-            <wp:docPr id="1255567471" name="Picture 5"/>
+          <wp:inline distT="0" distB="0" distL="0" distR="0" wp14:anchorId="2DBF1664" wp14:editId="2DBF1665">
+            <wp:extent cx="5486400" cy="2686050"/>
+            <wp:effectExtent l="0" t="0" r="0" b="0"/>
+            <wp:docPr id="1555482632" name="Picture 1555482632"/>
             <wp:cNvGraphicFramePr>
               <a:graphicFrameLocks xmlns:a="http://schemas.openxmlformats.org/drawingml/2006/main" noChangeAspect="1"/>
             </wp:cNvGraphicFramePr>
@@ -1312,25 +1026,22 @@
               <a:graphicData uri="http://schemas.openxmlformats.org/drawingml/2006/picture">
                 <pic:pic xmlns:pic="http://schemas.openxmlformats.org/drawingml/2006/picture">
                   <pic:nvPicPr>
-                    <pic:cNvPr id="1255567471" name="Picture 1255567471"/>
-                    <pic:cNvPicPr/>
+                    <pic:cNvPr id="0" name=""/>
+                    <pic:cNvPicPr>
+                      <a:picLocks noChangeAspect="1" noChangeArrowheads="1"/>
+                    </pic:cNvPicPr>
                   </pic:nvPicPr>
                   <pic:blipFill>
-                    <a:blip r:embed="rId10">
-                      <a:extLst>
-                        <a:ext uri="{28A0092B-C50C-407E-A947-70E740481C1C}">
-                          <a14:useLocalDpi xmlns:a14="http://schemas.microsoft.com/office/drawing/2010/main" val="0"/>
-                        </a:ext>
-                      </a:extLst>
-                    </a:blip>
+                    <a:blip r:embed="rId10"/>
+                    <a:srcRect/>
                     <a:stretch>
                       <a:fillRect/>
                     </a:stretch>
                   </pic:blipFill>
-                  <pic:spPr>
+                  <pic:spPr bwMode="auto">
                     <a:xfrm>
                       <a:off x="0" y="0"/>
-                      <a:ext cx="3099906" cy="4421953"/>
+                      <a:ext cx="5486400" cy="2686050"/>
                     </a:xfrm>
                     <a:prstGeom prst="rect">
                       <a:avLst/>
@@ -1345,43 +1056,33 @@
     </w:p>
     <w:p>
       <w:pPr>
-        <w:spacing w:after="140" w:line="288" w:lineRule="auto"/>
-      </w:pPr>
-      <w:r>
-        <w:t xml:space="preserve">Jason Choi is a New York-based comedian, writer and actor. He was named </w:t>
-      </w:r>
+        <w:spacing w:after="100"/>
+        <w:jc w:val="center"/>
+      </w:pPr>
       <w:r>
         <w:rPr>
           <w:i/>
           <w:iCs/>
-        </w:rPr>
-        <w:t>New York’s Funniest</w:t>
-      </w:r>
-      <w:r>
-        <w:t xml:space="preserve"> at the 2025 New York Comedy Festival, was a finalist at the Boston Comedy Festival and the New York Comedy Club Fall </w:t>
-      </w:r>
-      <w:proofErr w:type="gramStart"/>
-      <w:r>
-        <w:t>Invitational, and</w:t>
-      </w:r>
-      <w:proofErr w:type="gramEnd"/>
-      <w:r>
-        <w:t xml:space="preserve"> made his network television debut in 2026 on CBS’s </w:t>
-      </w:r>
-      <w:r>
-        <w:rPr>
-          <w:i/>
-          <w:iCs/>
-        </w:rPr>
-        <w:t>Comic’s Unleashed</w:t>
-      </w:r>
-      <w:r>
-        <w:t>. He has opened for Ronny Chieng, Mike Cannon, Mike Vecchione, and Gary Gulman. His stand-up clips have drawn millions of views — a following that punches far above its size.</w:t>
-      </w:r>
-    </w:p>
-    <w:p>
-      <w:r>
-        <w:br w:type="page"/>
+          <w:color w:val="555555"/>
+          <w:sz w:val="18"/>
+          <w:szCs w:val="18"/>
+        </w:rPr>
+        <w:t>The Tilden Arts Center, Cape Cod Community College.</w:t>
+      </w:r>
+    </w:p>
+    <w:p>
+      <w:pPr>
+        <w:spacing w:after="140" w:line="288" w:lineRule="auto"/>
+      </w:pPr>
+      <w:r>
+        <w:rPr>
+          <w:b/>
+          <w:bCs/>
+        </w:rPr>
+        <w:t xml:space="preserve">The seating.  </w:t>
+      </w:r>
+      <w:r>
+        <w:t>The house is fully reserved and assigned — every guest has a specific seat, chosen and held in advance rather than scrambled for at the door. Your twelve guests are seated together in the Orchestra, the premium reserved section closest to the stage.</w:t>
       </w:r>
     </w:p>
     <w:p>
@@ -1399,7 +1100,6 @@
           <w:sz w:val="28"/>
           <w:szCs w:val="28"/>
         </w:rPr>
-        <w:lastRenderedPageBreak/>
         <w:t>The 1140A Corporation</w:t>
       </w:r>
     </w:p>
@@ -1408,31 +1108,7 @@
         <w:spacing w:after="140" w:line="288" w:lineRule="auto"/>
       </w:pPr>
       <w:r>
-        <w:t>The 1140A Corporation is a Massachusetts non-profit presenting company, founded to bring professional performing arts to Cape Cod at prices the community can afford. The Cape Cod Comedy Carnival is its inaugural production — the first of a planned, recurring series of comedy and cultural events.</w:t>
-      </w:r>
-    </w:p>
-    <w:p>
-      <w:pPr>
-        <w:spacing w:after="140" w:line="288" w:lineRule="auto"/>
-      </w:pPr>
-      <w:r>
-        <w:t xml:space="preserve">The corporation’s premise is simple: quality entertainment, presented with care, priced for Cape </w:t>
-      </w:r>
-      <w:proofErr w:type="spellStart"/>
-      <w:r>
-        <w:t>Codders</w:t>
-      </w:r>
-      <w:proofErr w:type="spellEnd"/>
-      <w:r>
-        <w:t xml:space="preserve">, and built to last. It owns and produces its own events; a Founding Partner is not sponsoring a </w:t>
-      </w:r>
-      <w:proofErr w:type="gramStart"/>
-      <w:r>
-        <w:t>one-off, but</w:t>
-      </w:r>
-      <w:proofErr w:type="gramEnd"/>
-      <w:r>
-        <w:t xml:space="preserve"> joining an organisation at the beginning of what it intends to become.</w:t>
+        <w:t>The 1140A Corporation is a Massachusetts non-profit presenting company, founded to bring professional performing arts to Cape Cod at prices the community can afford. The Cape Cod Comedy Carnival is its inaugural production — the first of a planned, recurring series of comedy and cultural events. It owns and produces its own events; a Founding Partner is not sponsoring a one-off, but joining an organisation at the beginning of what it intends to become.</w:t>
       </w:r>
     </w:p>
     <w:p>
@@ -1478,25 +1154,7 @@
           <w:bCs/>
           <w:color w:val="000000"/>
         </w:rPr>
-        <w:t xml:space="preserve">Max </w:t>
-      </w:r>
-      <w:proofErr w:type="gramStart"/>
-      <w:r>
-        <w:rPr>
-          <w:b/>
-          <w:bCs/>
-          <w:color w:val="000000"/>
-        </w:rPr>
-        <w:t>Makowski  ·</w:t>
-      </w:r>
-      <w:proofErr w:type="gramEnd"/>
-      <w:r>
-        <w:rPr>
-          <w:b/>
-          <w:bCs/>
-          <w:color w:val="000000"/>
-        </w:rPr>
-        <w:t xml:space="preserve">  The 1140A Corporation</w:t>
+        <w:t>Max Makowski  ·  The 1140A Corporation</w:t>
       </w:r>
     </w:p>
     <w:p>
@@ -1510,25 +1168,7 @@
           <w:sz w:val="18"/>
           <w:szCs w:val="18"/>
         </w:rPr>
-        <w:t xml:space="preserve">116 New Boston Road, Dennis, MA </w:t>
-      </w:r>
-      <w:proofErr w:type="gramStart"/>
-      <w:r>
-        <w:rPr>
-          <w:color w:val="555555"/>
-          <w:sz w:val="18"/>
-          <w:szCs w:val="18"/>
-        </w:rPr>
-        <w:t>02638  ·</w:t>
-      </w:r>
-      <w:proofErr w:type="gramEnd"/>
-      <w:r>
-        <w:rPr>
-          <w:color w:val="555555"/>
-          <w:sz w:val="18"/>
-          <w:szCs w:val="18"/>
-        </w:rPr>
-        <w:t xml:space="preserve">  info@1140a.com</w:t>
+        <w:t>116 New Boston Road, Dennis, MA 02638  ·  info@1140a.com</w:t>
       </w:r>
     </w:p>
     <w:sectPr>
@@ -1544,10 +1184,10 @@
 <file path=word/numbering.xml><?xml version="1.0" encoding="utf-8"?>
 <w:numbering xmlns:wpc="http://schemas.microsoft.com/office/word/2010/wordprocessingCanvas" xmlns:cx="http://schemas.microsoft.com/office/drawing/2014/chartex" xmlns:cx1="http://schemas.microsoft.com/office/drawing/2015/9/8/chartex" xmlns:cx2="http://schemas.microsoft.com/office/drawing/2015/10/21/chartex" xmlns:cx3="http://schemas.microsoft.com/office/drawing/2016/5/9/chartex" xmlns:cx4="http://schemas.microsoft.com/office/drawing/2016/5/10/chartex" xmlns:cx5="http://schemas.microsoft.com/office/drawing/2016/5/11/chartex" xmlns:cx6="http://schemas.microsoft.com/office/drawing/2016/5/12/chartex" xmlns:cx7="http://schemas.microsoft.com/office/drawing/2016/5/13/chartex" xmlns:cx8="http://schemas.microsoft.com/office/drawing/2016/5/14/chartex" xmlns:mc="http://schemas.openxmlformats.org/markup-compatibility/2006" xmlns:aink="http://schemas.microsoft.com/office/drawing/2016/ink" xmlns:am3d="http://schemas.microsoft.com/office/drawing/2017/model3d" xmlns:o="urn:schemas-microsoft-com:office:office" xmlns:oel="http://schemas.microsoft.com/office/2019/extlst" xmlns:r="http://schemas.openxmlformats.org/officeDocument/2006/relationships" xmlns:m="http://schemas.openxmlformats.org/officeDocument/2006/math" xmlns:v="urn:schemas-microsoft-com:vml" xmlns:wp14="http://schemas.microsoft.com/office/word/2010/wordprocessingDrawing" xmlns:wp="http://schemas.openxmlformats.org/drawingml/2006/wordprocessingDrawing" xmlns:w10="urn:schemas-microsoft-com:office:word" xmlns:w="http://schemas.openxmlformats.org/wordprocessingml/2006/main" xmlns:w14="http://schemas.microsoft.com/office/word/2010/wordml" xmlns:w15="http://schemas.microsoft.com/office/word/2012/wordml" xmlns:w16cei="http://schemas.microsoft.com/office/word/2026/wordml/cei" xmlns:w16cex="http://schemas.microsoft.com/office/word/2018/wordml/cex" xmlns:w16cid="http://schemas.microsoft.com/office/word/2016/wordml/cid" xmlns:w16="http://schemas.microsoft.com/office/word/2018/wordml" xmlns:w16du="http://schemas.microsoft.com/office/word/2023/wordml/word16du" xmlns:w16sdtdh="http://schemas.microsoft.com/office/word/2020/wordml/sdtdatahash" xmlns:w16sdtfl="http://schemas.microsoft.com/office/word/2024/wordml/sdtformatlock" xmlns:w16se="http://schemas.microsoft.com/office/word/2015/wordml/symex" xmlns:wpg="http://schemas.microsoft.com/office/word/2010/wordprocessingGroup" xmlns:wpi="http://schemas.microsoft.com/office/word/2010/wordprocessingInk" xmlns:wne="http://schemas.microsoft.com/office/word/2006/wordml" xmlns:wps="http://schemas.microsoft.com/office/word/2010/wordprocessingShape" mc:Ignorable="w14 w15 w16se w16cid w16 w16cex w16sdtdh w16sdtfl w16du wp14">
   <w:abstractNum w:abstractNumId="0" w15:restartNumberingAfterBreak="0">
-    <w:nsid w:val="27A75C99"/>
+    <w:nsid w:val="16C007B0"/>
     <w:multiLevelType w:val="hybridMultilevel"/>
-    <w:tmpl w:val="D7568EA8"/>
-    <w:lvl w:ilvl="0" w:tplc="571AEF92">
+    <w:tmpl w:val="393C142A"/>
+    <w:lvl w:ilvl="0" w:tplc="EC949646">
       <w:start w:val="1"/>
       <w:numFmt w:val="bullet"/>
       <w:lvlText w:val="●"/>
@@ -1556,7 +1196,7 @@
         <w:ind w:left="720" w:hanging="360"/>
       </w:pPr>
     </w:lvl>
-    <w:lvl w:ilvl="1" w:tplc="4E8262A2">
+    <w:lvl w:ilvl="1" w:tplc="7A9E7B40">
       <w:start w:val="1"/>
       <w:numFmt w:val="bullet"/>
       <w:lvlText w:val="○"/>
@@ -1565,7 +1205,7 @@
         <w:ind w:left="1440" w:hanging="360"/>
       </w:pPr>
     </w:lvl>
-    <w:lvl w:ilvl="2" w:tplc="4C7243BE">
+    <w:lvl w:ilvl="2" w:tplc="E47E489E">
       <w:start w:val="1"/>
       <w:numFmt w:val="bullet"/>
       <w:lvlText w:val="■"/>
@@ -1574,7 +1214,7 @@
         <w:ind w:left="2160" w:hanging="360"/>
       </w:pPr>
     </w:lvl>
-    <w:lvl w:ilvl="3" w:tplc="4170F44C">
+    <w:lvl w:ilvl="3" w:tplc="45BA4468">
       <w:start w:val="1"/>
       <w:numFmt w:val="bullet"/>
       <w:lvlText w:val="●"/>
@@ -1583,7 +1223,7 @@
         <w:ind w:left="2880" w:hanging="360"/>
       </w:pPr>
     </w:lvl>
-    <w:lvl w:ilvl="4" w:tplc="C338AF78">
+    <w:lvl w:ilvl="4" w:tplc="ADF8B116">
       <w:start w:val="1"/>
       <w:numFmt w:val="bullet"/>
       <w:lvlText w:val="○"/>
@@ -1592,7 +1232,7 @@
         <w:ind w:left="3600" w:hanging="360"/>
       </w:pPr>
     </w:lvl>
-    <w:lvl w:ilvl="5" w:tplc="29224100">
+    <w:lvl w:ilvl="5" w:tplc="43A8F304">
       <w:start w:val="1"/>
       <w:numFmt w:val="bullet"/>
       <w:lvlText w:val="■"/>
@@ -1601,7 +1241,7 @@
         <w:ind w:left="4320" w:hanging="360"/>
       </w:pPr>
     </w:lvl>
-    <w:lvl w:ilvl="6" w:tplc="22AEB268">
+    <w:lvl w:ilvl="6" w:tplc="88546AD2">
       <w:start w:val="1"/>
       <w:numFmt w:val="bullet"/>
       <w:lvlText w:val="●"/>
@@ -1610,7 +1250,7 @@
         <w:ind w:left="5040" w:hanging="360"/>
       </w:pPr>
     </w:lvl>
-    <w:lvl w:ilvl="7" w:tplc="CEDE9C8C">
+    <w:lvl w:ilvl="7" w:tplc="54C0D36A">
       <w:start w:val="1"/>
       <w:numFmt w:val="bullet"/>
       <w:lvlText w:val="●"/>
@@ -1619,7 +1259,7 @@
         <w:ind w:left="5760" w:hanging="360"/>
       </w:pPr>
     </w:lvl>
-    <w:lvl w:ilvl="8" w:tplc="4BE400A8">
+    <w:lvl w:ilvl="8" w:tplc="4BAC98E0">
       <w:start w:val="1"/>
       <w:numFmt w:val="bullet"/>
       <w:lvlText w:val="●"/>
@@ -1629,7 +1269,7 @@
       </w:pPr>
     </w:lvl>
   </w:abstractNum>
-  <w:num w:numId="1" w16cid:durableId="2444294">
+  <w:num w:numId="1" w16cid:durableId="1222864813">
     <w:abstractNumId w:val="0"/>
     <w:lvlOverride w:ilvl="0">
       <w:startOverride w:val="1"/>

--- a/Sponsor_Package_1140A.docx
+++ b/Sponsor_Package_1140A.docx
@@ -58,8 +58,6 @@
       <w:r>
         <w:rPr>
           <w:color w:val="B08D3F"/>
-          <w:sz w:val="24"/>
-          <w:szCs w:val="24"/>
         </w:rPr>
         <w:t>Sole Sponsorship Invitation</w:t>
       </w:r>
@@ -74,9 +72,9 @@
           <w:noProof/>
         </w:rPr>
         <w:drawing>
-          <wp:inline distT="0" distB="0" distL="0" distR="0" wp14:anchorId="2DBF165A" wp14:editId="2DBF165B">
-            <wp:extent cx="2743200" cy="4371975"/>
-            <wp:effectExtent l="0" t="0" r="0" b="0"/>
+          <wp:inline distT="0" distB="0" distL="0" distR="0" wp14:anchorId="643F5747" wp14:editId="58F452C0">
+            <wp:extent cx="4398684" cy="7010400"/>
+            <wp:effectExtent l="0" t="0" r="1905" b="0"/>
             <wp:docPr id="1" name="Picture 1"/>
             <wp:cNvGraphicFramePr>
               <a:graphicFrameLocks xmlns:a="http://schemas.openxmlformats.org/drawingml/2006/main" noChangeAspect="1"/>
@@ -100,7 +98,7 @@
                   <pic:spPr bwMode="auto">
                     <a:xfrm>
                       <a:off x="0" y="0"/>
-                      <a:ext cx="2743200" cy="4371975"/>
+                      <a:ext cx="4417831" cy="7040916"/>
                     </a:xfrm>
                     <a:prstGeom prst="rect">
                       <a:avLst/>
@@ -123,43 +121,8 @@
           <w:b/>
           <w:bCs/>
           <w:color w:val="1F3864"/>
-          <w:sz w:val="24"/>
-          <w:szCs w:val="24"/>
         </w:rPr>
         <w:t>THE CAPE COD COMEDY CARNIVAL</w:t>
-      </w:r>
-    </w:p>
-    <w:p>
-      <w:pPr>
-        <w:spacing w:after="10"/>
-        <w:jc w:val="center"/>
-      </w:pPr>
-      <w:r>
-        <w:rPr>
-          <w:color w:val="000000"/>
-          <w:sz w:val="20"/>
-          <w:szCs w:val="20"/>
-        </w:rPr>
-        <w:t>Saturday, 29 August 2026 · 7:00 PM</w:t>
-      </w:r>
-    </w:p>
-    <w:p>
-      <w:pPr>
-        <w:spacing w:after="120"/>
-        <w:jc w:val="center"/>
-      </w:pPr>
-      <w:r>
-        <w:rPr>
-          <w:color w:val="555555"/>
-          <w:sz w:val="18"/>
-          <w:szCs w:val="18"/>
-        </w:rPr>
-        <w:t>Tilden Arts Center at Cape Cod Community College · West Barnstable</w:t>
-      </w:r>
-    </w:p>
-    <w:p>
-      <w:r>
-        <w:br w:type="page"/>
       </w:r>
     </w:p>
     <w:p>
@@ -183,18 +146,39 @@
     </w:p>
     <w:p>
       <w:pPr>
-        <w:spacing w:after="140" w:line="288" w:lineRule="auto"/>
-      </w:pPr>
-      <w:r>
-        <w:t xml:space="preserve">On Saturday, 29 August, two nationally-touring Comedy Cellar headliners — </w:t>
-      </w:r>
-      <w:r>
-        <w:rPr>
-          <w:b/>
-          <w:bCs/>
-        </w:rPr>
-        <w:t>Brendan Sagalow</w:t>
-      </w:r>
+        <w:spacing w:after="150" w:line="300" w:lineRule="auto"/>
+        <w:jc w:val="both"/>
+      </w:pPr>
+      <w:r>
+        <w:t xml:space="preserve">On Saturday, 29 August, two </w:t>
+      </w:r>
+      <w:proofErr w:type="gramStart"/>
+      <w:r>
+        <w:t>nationally-touring</w:t>
+      </w:r>
+      <w:proofErr w:type="gramEnd"/>
+      <w:r>
+        <w:t xml:space="preserve"> Comedy Cellar headliners</w:t>
+      </w:r>
+      <w:r>
+        <w:t xml:space="preserve"> - </w:t>
+      </w:r>
+      <w:r>
+        <w:rPr>
+          <w:b/>
+          <w:bCs/>
+        </w:rPr>
+        <w:t xml:space="preserve">Brendan </w:t>
+      </w:r>
+      <w:proofErr w:type="spellStart"/>
+      <w:r>
+        <w:rPr>
+          <w:b/>
+          <w:bCs/>
+        </w:rPr>
+        <w:t>Sagalow</w:t>
+      </w:r>
+      <w:proofErr w:type="spellEnd"/>
       <w:r>
         <w:t xml:space="preserve"> and </w:t>
       </w:r>
@@ -216,7 +200,27 @@
         <w:t>Jason Choi</w:t>
       </w:r>
       <w:r>
-        <w:t xml:space="preserve"> opening — play the Tilden Arts Center on Cape Cod. Two full headline sets in one night is a rarity anywhere. Video of their comedy has drawn </w:t>
+        <w:t xml:space="preserve"> opening</w:t>
+      </w:r>
+      <w:r>
+        <w:t xml:space="preserve"> - </w:t>
+      </w:r>
+      <w:r>
+        <w:t xml:space="preserve">play the Tilden Arts </w:t>
+      </w:r>
+      <w:proofErr w:type="spellStart"/>
+      <w:r>
+        <w:t>Center</w:t>
+      </w:r>
+      <w:proofErr w:type="spellEnd"/>
+      <w:r>
+        <w:t xml:space="preserve"> on Cape Cod. Two full headline sets in one night is a rarity </w:t>
+      </w:r>
+      <w:r>
+        <w:t xml:space="preserve">on the Cape. </w:t>
+      </w:r>
+      <w:r>
+        <w:t xml:space="preserve">Video of their comedy has drawn </w:t>
       </w:r>
       <w:r>
         <w:rPr>
@@ -236,36 +240,52 @@
         <w:t>past 640,000</w:t>
       </w:r>
       <w:r>
-        <w:t>, and they are regular guests in the biggest rooms in comedy. These are not local amateurs.</w:t>
-      </w:r>
-    </w:p>
-    <w:p>
-      <w:pPr>
-        <w:spacing w:after="140" w:line="288" w:lineRule="auto"/>
-      </w:pPr>
-      <w:r>
-        <w:t xml:space="preserve">There is a reason it is happening here. Through the 1980s and ’90s, a Cape teenager could see A-list stand-ups close to </w:t>
-      </w:r>
-      <w:r>
-        <w:t>the Tony Kent Arena</w:t>
-      </w:r>
-      <w:r>
-        <w:t xml:space="preserve"> and </w:t>
-      </w:r>
-      <w:r>
-        <w:t xml:space="preserve">Cape Cod </w:t>
-      </w:r>
-      <w:r>
-        <w:t xml:space="preserve">Coliseum, </w:t>
+        <w:t>, and they are regular guests in the biggest rooms in comedy. These are not amateurs.</w:t>
+      </w:r>
+    </w:p>
+    <w:p>
+      <w:pPr>
+        <w:spacing w:after="150" w:line="300" w:lineRule="auto"/>
+        <w:jc w:val="both"/>
+      </w:pPr>
+      <w:r>
+        <w:t>There is a reason it is happening here. Through the 1980s and ’90s, a Cape teenager could see A-list stand-ups close to home</w:t>
+      </w:r>
+      <w:r>
+        <w:t xml:space="preserve"> - </w:t>
+      </w:r>
+      <w:r>
+        <w:t>the Tony Kent Arena, the Cape Cod Coliseum</w:t>
+      </w:r>
+      <w:r>
+        <w:t xml:space="preserve"> - </w:t>
       </w:r>
       <w:r>
         <w:t xml:space="preserve">at a price </w:t>
       </w:r>
       <w:r>
-        <w:t xml:space="preserve">they could </w:t>
-      </w:r>
-      <w:r>
-        <w:t xml:space="preserve">could afford. Then the rooms went away — one became a warehouse — and nothing rose to take their place. </w:t>
+        <w:t xml:space="preserve">they </w:t>
+      </w:r>
+      <w:r>
+        <w:t>could afford. Then the rooms went away</w:t>
+      </w:r>
+      <w:r>
+        <w:t xml:space="preserve"> - </w:t>
+      </w:r>
+      <w:r>
+        <w:t xml:space="preserve">one </w:t>
+      </w:r>
+      <w:r>
+        <w:t xml:space="preserve">even </w:t>
+      </w:r>
+      <w:r>
+        <w:t>became a warehouse</w:t>
+      </w:r>
+      <w:r>
+        <w:t xml:space="preserve"> - </w:t>
+      </w:r>
+      <w:r>
+        <w:t xml:space="preserve">and nothing rose to take their place. </w:t>
       </w:r>
       <w:r>
         <w:rPr>
@@ -275,12 +295,27 @@
         <w:t>The 1140A Corporation exists to bring that back</w:t>
       </w:r>
       <w:r>
-        <w:t>: professional comedy on the Cape, priced for Cape Codders, and built to recur — this the first of a planned series.</w:t>
-      </w:r>
-    </w:p>
-    <w:p>
-      <w:pPr>
-        <w:spacing w:after="140" w:line="288" w:lineRule="auto"/>
+        <w:t xml:space="preserve">: professional comedy on the Cape, priced for Cape </w:t>
+      </w:r>
+      <w:proofErr w:type="spellStart"/>
+      <w:r>
+        <w:t>Codders</w:t>
+      </w:r>
+      <w:proofErr w:type="spellEnd"/>
+      <w:r>
+        <w:t>, and built to recur</w:t>
+      </w:r>
+      <w:r>
+        <w:t xml:space="preserve"> - </w:t>
+      </w:r>
+      <w:r>
+        <w:t>this the first of a planned series.</w:t>
+      </w:r>
+    </w:p>
+    <w:p>
+      <w:pPr>
+        <w:spacing w:after="150" w:line="300" w:lineRule="auto"/>
+        <w:jc w:val="both"/>
       </w:pPr>
       <w:r>
         <w:t xml:space="preserve">We invite a single organisation to become the </w:t>
@@ -293,7 +328,34 @@
         <w:t>sole Founding Partner</w:t>
       </w:r>
       <w:r>
-        <w:t xml:space="preserve"> of it — not for one night’s advertising, but to plant your name at the root of something built to last. What Ralph Lauren is to the polo at the Hamptons, a Founding Partner is to this.</w:t>
+        <w:t xml:space="preserve"> of it</w:t>
+      </w:r>
+      <w:r>
+        <w:t xml:space="preserve"> - </w:t>
+      </w:r>
+      <w:r>
+        <w:t>not for one night’s advertising, but to plant your name at the root of something built to last. What Ralph Lauren is to the polo at the Hamptons, a Founding Partner is to this.</w:t>
+      </w:r>
+    </w:p>
+    <w:p>
+      <w:pPr>
+        <w:rPr>
+          <w:b/>
+          <w:bCs/>
+          <w:color w:val="1F3864"/>
+          <w:sz w:val="28"/>
+          <w:szCs w:val="28"/>
+        </w:rPr>
+      </w:pPr>
+      <w:r>
+        <w:rPr>
+          <w:b/>
+          <w:bCs/>
+          <w:color w:val="1F3864"/>
+          <w:sz w:val="28"/>
+          <w:szCs w:val="28"/>
+        </w:rPr>
+        <w:br w:type="page"/>
       </w:r>
     </w:p>
     <w:p>
@@ -311,6 +373,7 @@
           <w:sz w:val="28"/>
           <w:szCs w:val="28"/>
         </w:rPr>
+        <w:lastRenderedPageBreak/>
         <w:t>What We’re Asking</w:t>
       </w:r>
     </w:p>
@@ -348,16 +411,25 @@
     </w:p>
     <w:p>
       <w:pPr>
-        <w:spacing w:after="140" w:line="288" w:lineRule="auto"/>
-      </w:pPr>
-      <w:r>
-        <w:t>One figure, one decision — no tiered menu, no second sponsor. For it, the Founding Partner receives:</w:t>
-      </w:r>
-    </w:p>
-    <w:p>
-      <w:pPr>
-        <w:spacing w:after="160" w:line="288" w:lineRule="auto"/>
-      </w:pPr>
+        <w:spacing w:after="150" w:line="300" w:lineRule="auto"/>
+        <w:jc w:val="both"/>
+      </w:pPr>
+      <w:r>
+        <w:t>One figure, one decision</w:t>
+      </w:r>
+      <w:r>
+        <w:t xml:space="preserve"> - </w:t>
+      </w:r>
+      <w:r>
+        <w:t>no tiered menu, no second sponsor. For it, the Founding Partner receives:</w:t>
+      </w:r>
+    </w:p>
+    <w:p>
+      <w:pPr>
+        <w:spacing w:after="160" w:line="300" w:lineRule="auto"/>
+        <w:jc w:val="both"/>
+      </w:pPr>
+      <w:proofErr w:type="gramStart"/>
       <w:r>
         <w:rPr>
           <w:b/>
@@ -372,16 +444,33 @@
           <w:bCs/>
           <w:color w:val="1F3864"/>
         </w:rPr>
-        <w:t xml:space="preserve">Sole sponsor status.  </w:t>
-      </w:r>
-      <w:r>
-        <w:t>You are the only sponsoring organisation — your name and logo on event materials as the sole partner, in the position shown on the poster in this document. No competing brand shares the event’s public presence.</w:t>
-      </w:r>
-    </w:p>
-    <w:p>
-      <w:pPr>
-        <w:spacing w:after="160" w:line="288" w:lineRule="auto"/>
-      </w:pPr>
+        <w:t>Sole</w:t>
+      </w:r>
+      <w:proofErr w:type="gramEnd"/>
+      <w:r>
+        <w:rPr>
+          <w:b/>
+          <w:bCs/>
+          <w:color w:val="1F3864"/>
+        </w:rPr>
+        <w:t xml:space="preserve"> sponsor status.  </w:t>
+      </w:r>
+      <w:r>
+        <w:t>You are the only sponsoring organisation</w:t>
+      </w:r>
+      <w:r>
+        <w:t xml:space="preserve"> - </w:t>
+      </w:r>
+      <w:r>
+        <w:t>your name and logo on event materials as the sole partner, in the position shown on the poster in this document. No competing brand shares the event’s public presence.</w:t>
+      </w:r>
+    </w:p>
+    <w:p>
+      <w:pPr>
+        <w:spacing w:after="160" w:line="300" w:lineRule="auto"/>
+        <w:jc w:val="both"/>
+      </w:pPr>
+      <w:proofErr w:type="gramStart"/>
       <w:r>
         <w:rPr>
           <w:b/>
@@ -396,16 +485,33 @@
           <w:bCs/>
           <w:color w:val="1F3864"/>
         </w:rPr>
-        <w:t xml:space="preserve">A private meet-and-greet with the headliners.  </w:t>
-      </w:r>
-      <w:r>
-        <w:t>Twelve guests, on a bucolic private Cape Cod property, before the show — a relaxed gathering with the comedians in their warm off-stage personas. This is the honey of the partnership.</w:t>
-      </w:r>
-    </w:p>
-    <w:p>
-      <w:pPr>
-        <w:spacing w:after="160" w:line="288" w:lineRule="auto"/>
-      </w:pPr>
+        <w:t>A</w:t>
+      </w:r>
+      <w:proofErr w:type="gramEnd"/>
+      <w:r>
+        <w:rPr>
+          <w:b/>
+          <w:bCs/>
+          <w:color w:val="1F3864"/>
+        </w:rPr>
+        <w:t xml:space="preserve"> private meet-and-greet with the headliners.  </w:t>
+      </w:r>
+      <w:r>
+        <w:t>Twelve guests, on a bucolic private Cape Cod property, before the show</w:t>
+      </w:r>
+      <w:r>
+        <w:t xml:space="preserve"> - </w:t>
+      </w:r>
+      <w:r>
+        <w:t>a relaxed gathering with the comedians in their warm off-stage personas.</w:t>
+      </w:r>
+    </w:p>
+    <w:p>
+      <w:pPr>
+        <w:spacing w:after="160" w:line="300" w:lineRule="auto"/>
+        <w:jc w:val="both"/>
+      </w:pPr>
+      <w:proofErr w:type="gramStart"/>
       <w:r>
         <w:rPr>
           <w:b/>
@@ -420,16 +526,48 @@
           <w:bCs/>
           <w:color w:val="1F3864"/>
         </w:rPr>
-        <w:t xml:space="preserve">Twelve premium reserved (Orchestra) seats.  </w:t>
-      </w:r>
-      <w:r>
-        <w:t>Your guests are seated together in the Orchestra — the reserved VIP section — for the show.</w:t>
-      </w:r>
-    </w:p>
-    <w:p>
-      <w:pPr>
-        <w:spacing w:after="160" w:line="288" w:lineRule="auto"/>
-      </w:pPr>
+        <w:t>Twelve</w:t>
+      </w:r>
+      <w:proofErr w:type="gramEnd"/>
+      <w:r>
+        <w:rPr>
+          <w:b/>
+          <w:bCs/>
+          <w:color w:val="1F3864"/>
+        </w:rPr>
+        <w:t xml:space="preserve"> premium reserved (Orchestra) seats.  </w:t>
+      </w:r>
+      <w:r>
+        <w:t>Your guests are seated together in the Orchestra</w:t>
+      </w:r>
+      <w:r>
+        <w:t xml:space="preserve"> - </w:t>
+      </w:r>
+      <w:r>
+        <w:t>the reserved VIP section</w:t>
+      </w:r>
+      <w:r>
+        <w:t xml:space="preserve"> </w:t>
+      </w:r>
+      <w:r>
+        <w:t>up</w:t>
+      </w:r>
+      <w:r>
+        <w:t xml:space="preserve">-close-and-personal </w:t>
+      </w:r>
+      <w:r>
+        <w:t xml:space="preserve">- </w:t>
+      </w:r>
+      <w:r>
+        <w:t>for the show.</w:t>
+      </w:r>
+    </w:p>
+    <w:p>
+      <w:pPr>
+        <w:spacing w:after="160" w:line="300" w:lineRule="auto"/>
+        <w:jc w:val="both"/>
+      </w:pPr>
+      <w:proofErr w:type="gramStart"/>
       <w:r>
         <w:rPr>
           <w:b/>
@@ -444,10 +582,25 @@
           <w:bCs/>
           <w:color w:val="1F3864"/>
         </w:rPr>
-        <w:t xml:space="preserve">A founding association that recurs.  </w:t>
-      </w:r>
-      <w:r>
-        <w:t>First right to continue as Founding Partner of future events in the series — the same name carried forward, year after year.</w:t>
+        <w:t>A</w:t>
+      </w:r>
+      <w:proofErr w:type="gramEnd"/>
+      <w:r>
+        <w:rPr>
+          <w:b/>
+          <w:bCs/>
+          <w:color w:val="1F3864"/>
+        </w:rPr>
+        <w:t xml:space="preserve"> founding association that recurs.  </w:t>
+      </w:r>
+      <w:r>
+        <w:t>First right to continue as Founding Partner of future events in the series</w:t>
+      </w:r>
+      <w:r>
+        <w:t xml:space="preserve"> - </w:t>
+      </w:r>
+      <w:r>
+        <w:t>the same name carried forward, year after year.</w:t>
       </w:r>
     </w:p>
     <w:p>
@@ -456,7 +609,8 @@
           <w:left w:val="single" w:sz="18" w:space="12" w:color="B08D3F"/>
         </w:pBdr>
         <w:shd w:val="clear" w:color="auto" w:fill="F7F4EC"/>
-        <w:spacing w:before="60" w:after="140" w:line="288" w:lineRule="auto"/>
+        <w:spacing w:before="60" w:after="140" w:line="300" w:lineRule="auto"/>
+        <w:jc w:val="both"/>
       </w:pPr>
       <w:r>
         <w:rPr>
@@ -467,7 +621,13 @@
         <w:t xml:space="preserve">A note on timing, with our apologies for the short window. </w:t>
       </w:r>
       <w:r>
-        <w:t>We have reserved twelve of the very best seats in the house for our Founding Partner. In fairness to the public, we can hold them only until roughly two weeks before the event, when the remaining reserved seats are released for general sale. That is the honest reason for the timeline — not pressure, simply the reality of holding the best seats for you for as long as we responsibly can. And in candour, this invitation goes simultaneously to a small number of local supporters of the arts; the sole slot goes to the first to commit. We will follow up once, about a week after this reaches you.</w:t>
+        <w:t>We have reserved twelve of the very best seats in the house for our Founding Partner. In fairness to the public, we can hold them only until roughly two weeks before the event, when the remaining reserved seats are released for general sale. That is the honest reason for the timeline</w:t>
+      </w:r>
+      <w:r>
+        <w:t xml:space="preserve"> - </w:t>
+      </w:r>
+      <w:r>
+        <w:t>not pressure, simply the reality of holding the best seats for you for as long as we responsibly can. And in candour, this invitation goes simultaneously to a small number of local supporters of the arts; the sole slot goes to the first to commit. We will follow up once, about a week after this reaches you.</w:t>
       </w:r>
     </w:p>
     <w:p>
@@ -496,7 +656,8 @@
     </w:p>
     <w:p>
       <w:pPr>
-        <w:spacing w:after="140" w:line="288" w:lineRule="auto"/>
+        <w:spacing w:after="150" w:line="300" w:lineRule="auto"/>
+        <w:jc w:val="both"/>
       </w:pPr>
       <w:r>
         <w:rPr>
@@ -506,12 +667,27 @@
         <w:t xml:space="preserve">A civic gift, not an ad campaign.  </w:t>
       </w:r>
       <w:r>
-        <w:t>As of 29 July, tickets are already on sale and the campaign is already in motion. A Founding Partner is not buying this single event’s advertising — they are joining a recurring Cape Cod institution at its founding, and being known as the organisation that made affordable, professional comedy possible on the Cape. That association compounds every year it continues.</w:t>
-      </w:r>
-    </w:p>
-    <w:p>
-      <w:pPr>
-        <w:spacing w:after="140" w:line="288" w:lineRule="auto"/>
+        <w:t xml:space="preserve">As of 29 July, tickets are already on </w:t>
+      </w:r>
+      <w:proofErr w:type="gramStart"/>
+      <w:r>
+        <w:t>sale</w:t>
+      </w:r>
+      <w:proofErr w:type="gramEnd"/>
+      <w:r>
+        <w:t xml:space="preserve"> and the campaign is already in motion. A Founding Partner is not buying this single event’s advertising</w:t>
+      </w:r>
+      <w:r>
+        <w:t xml:space="preserve"> - </w:t>
+      </w:r>
+      <w:r>
+        <w:t>they are joining a recurring Cape Cod institution at its founding, and being known as the organisation that made affordable, professional comedy possible on the Cape. That association compounds every year it continues.</w:t>
+      </w:r>
+    </w:p>
+    <w:p>
+      <w:pPr>
+        <w:spacing w:after="150" w:line="300" w:lineRule="auto"/>
+        <w:jc w:val="both"/>
       </w:pPr>
       <w:r>
         <w:rPr>
@@ -521,12 +697,25 @@
         <w:t xml:space="preserve">The long game.  </w:t>
       </w:r>
       <w:r>
-        <w:t>The corporation intends to present comedy — and, in time, other arts and culture programming — on the Cape on an ongoing basis. A Founding Partner is positioned to grow with it: the same name, event after event, year after year, tied to a body of work the community comes to rely on. The partnership is the point; the single event is merely where it begins.</w:t>
-      </w:r>
-    </w:p>
-    <w:p>
-      <w:pPr>
-        <w:spacing w:after="140" w:line="288" w:lineRule="auto"/>
+        <w:t>The corporation intends to present comedy</w:t>
+      </w:r>
+      <w:r>
+        <w:t xml:space="preserve"> - </w:t>
+      </w:r>
+      <w:r>
+        <w:t>and, in time, other arts and culture programming</w:t>
+      </w:r>
+      <w:r>
+        <w:t xml:space="preserve"> - </w:t>
+      </w:r>
+      <w:r>
+        <w:t>on the Cape on an ongoing basis. A Founding Partner is positioned to grow with it: the same name, event after event, year after year, tied to a body of work the community comes to rely on. The partnership is the point; the single event is merely where it begins.</w:t>
+      </w:r>
+    </w:p>
+    <w:p>
+      <w:pPr>
+        <w:spacing w:after="150" w:line="300" w:lineRule="auto"/>
+        <w:jc w:val="both"/>
       </w:pPr>
       <w:r>
         <w:rPr>
@@ -536,7 +725,42 @@
         <w:t xml:space="preserve">Advertising presence (included, but not the point).  </w:t>
       </w:r>
       <w:r>
-        <w:t>Sole-sponsor visibility is real and it is yours alone — your name and logo on event materials as the single sponsoring organisation, with no competing brand present. We are candid that the campaign is already live, so this is a founding association rather than a launch-window media buy. The value is the partnership; the visibility comes with it.</w:t>
+        <w:t xml:space="preserve">Sole-sponsor visibility is </w:t>
+      </w:r>
+      <w:proofErr w:type="gramStart"/>
+      <w:r>
+        <w:t>real</w:t>
+      </w:r>
+      <w:proofErr w:type="gramEnd"/>
+      <w:r>
+        <w:t xml:space="preserve"> and it is yours alone</w:t>
+      </w:r>
+      <w:r>
+        <w:t xml:space="preserve"> - </w:t>
+      </w:r>
+      <w:r>
+        <w:t>your name and logo on event materials as the single sponsoring organisation, with no competing brand present. We are candid that the campaign is already live, so this is a founding association rather than a launch-window media buy. The value is the partnership; the visibility comes with it.</w:t>
+      </w:r>
+    </w:p>
+    <w:p>
+      <w:pPr>
+        <w:rPr>
+          <w:b/>
+          <w:bCs/>
+          <w:color w:val="1F3864"/>
+          <w:sz w:val="28"/>
+          <w:szCs w:val="28"/>
+        </w:rPr>
+      </w:pPr>
+      <w:r>
+        <w:rPr>
+          <w:b/>
+          <w:bCs/>
+          <w:color w:val="1F3864"/>
+          <w:sz w:val="28"/>
+          <w:szCs w:val="28"/>
+        </w:rPr>
+        <w:br w:type="page"/>
       </w:r>
     </w:p>
     <w:p>
@@ -554,15 +778,37 @@
           <w:sz w:val="28"/>
           <w:szCs w:val="28"/>
         </w:rPr>
+        <w:lastRenderedPageBreak/>
         <w:t>The Talent</w:t>
       </w:r>
     </w:p>
     <w:p>
       <w:pPr>
-        <w:spacing w:after="140" w:line="288" w:lineRule="auto"/>
-      </w:pPr>
-      <w:r>
-        <w:t>Two nationally-touring headliners — both regulars at the world-famous Comedy Cellar — and a rising opening act.</w:t>
+        <w:spacing w:after="150" w:line="300" w:lineRule="auto"/>
+        <w:jc w:val="both"/>
+      </w:pPr>
+      <w:r>
+        <w:t xml:space="preserve">Two </w:t>
+      </w:r>
+      <w:proofErr w:type="gramStart"/>
+      <w:r>
+        <w:t>nationally-touring</w:t>
+      </w:r>
+      <w:proofErr w:type="gramEnd"/>
+      <w:r>
+        <w:t xml:space="preserve"> headliners</w:t>
+      </w:r>
+      <w:r>
+        <w:t xml:space="preserve"> - </w:t>
+      </w:r>
+      <w:r>
+        <w:t>both regulars at the world-famous Comedy Cellar</w:t>
+      </w:r>
+      <w:r>
+        <w:t xml:space="preserve"> - </w:t>
+      </w:r>
+      <w:r>
+        <w:t>and a rising opening act.</w:t>
       </w:r>
     </w:p>
     <w:p>
@@ -574,10 +820,27 @@
           <w:b/>
           <w:bCs/>
           <w:color w:val="1F3864"/>
-          <w:sz w:val="24"/>
-          <w:szCs w:val="24"/>
-        </w:rPr>
-        <w:t xml:space="preserve">BRENDAN SAGALOW  </w:t>
+        </w:rPr>
+        <w:t xml:space="preserve">BRENDAN </w:t>
+      </w:r>
+      <w:proofErr w:type="spellStart"/>
+      <w:proofErr w:type="gramStart"/>
+      <w:r>
+        <w:rPr>
+          <w:b/>
+          <w:bCs/>
+          <w:color w:val="1F3864"/>
+        </w:rPr>
+        <w:t>SAGALOW</w:t>
+      </w:r>
+      <w:proofErr w:type="spellEnd"/>
+      <w:r>
+        <w:rPr>
+          <w:b/>
+          <w:bCs/>
+          <w:color w:val="1F3864"/>
+        </w:rPr>
+        <w:t xml:space="preserve">  </w:t>
       </w:r>
       <w:r>
         <w:rPr>
@@ -587,7 +850,18 @@
           <w:sz w:val="20"/>
           <w:szCs w:val="20"/>
         </w:rPr>
-        <w:t>“Thin Lips”</w:t>
+        <w:t>“</w:t>
+      </w:r>
+      <w:proofErr w:type="gramEnd"/>
+      <w:r>
+        <w:rPr>
+          <w:i/>
+          <w:iCs/>
+          <w:color w:val="B08D3F"/>
+          <w:sz w:val="20"/>
+          <w:szCs w:val="20"/>
+        </w:rPr>
+        <w:t>Thin Lips”</w:t>
       </w:r>
     </w:p>
     <w:p>
@@ -600,10 +874,10 @@
           <w:noProof/>
         </w:rPr>
         <w:drawing>
-          <wp:inline distT="0" distB="0" distL="0" distR="0" wp14:anchorId="2DBF165C" wp14:editId="2DBF165D">
-            <wp:extent cx="4210050" cy="2809875"/>
-            <wp:effectExtent l="0" t="0" r="0" b="0"/>
-            <wp:docPr id="1896948687" name="Picture 1896948687"/>
+          <wp:inline distT="0" distB="0" distL="0" distR="0" wp14:anchorId="366DA7E9" wp14:editId="32EC91EF">
+            <wp:extent cx="6121400" cy="4931410"/>
+            <wp:effectExtent l="0" t="0" r="0" b="2540"/>
+            <wp:docPr id="180568600" name="Picture 1"/>
             <wp:cNvGraphicFramePr>
               <a:graphicFrameLocks xmlns:a="http://schemas.openxmlformats.org/drawingml/2006/main" noChangeAspect="1"/>
             </wp:cNvGraphicFramePr>
@@ -611,22 +885,25 @@
               <a:graphicData uri="http://schemas.openxmlformats.org/drawingml/2006/picture">
                 <pic:pic xmlns:pic="http://schemas.openxmlformats.org/drawingml/2006/picture">
                   <pic:nvPicPr>
-                    <pic:cNvPr id="0" name=""/>
-                    <pic:cNvPicPr>
-                      <a:picLocks noChangeAspect="1" noChangeArrowheads="1"/>
-                    </pic:cNvPicPr>
+                    <pic:cNvPr id="180568600" name="Picture 180568600"/>
+                    <pic:cNvPicPr/>
                   </pic:nvPicPr>
                   <pic:blipFill>
-                    <a:blip r:embed="rId6"/>
-                    <a:srcRect/>
+                    <a:blip r:embed="rId6" cstate="print">
+                      <a:extLst>
+                        <a:ext uri="{28A0092B-C50C-407E-A947-70E740481C1C}">
+                          <a14:useLocalDpi xmlns:a14="http://schemas.microsoft.com/office/drawing/2010/main" val="0"/>
+                        </a:ext>
+                      </a:extLst>
+                    </a:blip>
                     <a:stretch>
                       <a:fillRect/>
                     </a:stretch>
                   </pic:blipFill>
-                  <pic:spPr bwMode="auto">
+                  <pic:spPr>
                     <a:xfrm>
                       <a:off x="0" y="0"/>
-                      <a:ext cx="4210050" cy="2809875"/>
+                      <a:ext cx="6121400" cy="4931410"/>
                     </a:xfrm>
                     <a:prstGeom prst="rect">
                       <a:avLst/>
@@ -641,7 +918,8 @@
     </w:p>
     <w:p>
       <w:pPr>
-        <w:spacing w:after="140" w:line="288" w:lineRule="auto"/>
+        <w:spacing w:after="150" w:line="300" w:lineRule="auto"/>
+        <w:jc w:val="both"/>
       </w:pPr>
       <w:r>
         <w:t xml:space="preserve">Brendan Sagalow is a New York-based stand-up comedian and a regular at the world-famous Comedy Cellar. Known for a fearless, high-energy, self-deprecating style, he tours nationally and released his latest hour-long special, </w:t>
@@ -654,7 +932,30 @@
         <w:t>Thin Lips</w:t>
       </w:r>
       <w:r>
-        <w:t xml:space="preserve"> (2024), independently to a large and fast-growing online audience. His clips travel widely across YouTube, TikTok, and Instagram, and his fanbase follows him from city to city — the mark of a comedian who converts attention into filled rooms.</w:t>
+        <w:t xml:space="preserve"> (2024), independently to a large and fast-growing online audience. His clips travel widely across YouTube, TikTok, and Instagram, and his fanbase follows him from city to city</w:t>
+      </w:r>
+      <w:r>
+        <w:t xml:space="preserve"> - </w:t>
+      </w:r>
+      <w:r>
+        <w:t>the mark of a comedian who converts attention into filled rooms.</w:t>
+      </w:r>
+    </w:p>
+    <w:p>
+      <w:pPr>
+        <w:rPr>
+          <w:b/>
+          <w:bCs/>
+          <w:color w:val="1F3864"/>
+        </w:rPr>
+      </w:pPr>
+      <w:r>
+        <w:rPr>
+          <w:b/>
+          <w:bCs/>
+          <w:color w:val="1F3864"/>
+        </w:rPr>
+        <w:br w:type="page"/>
       </w:r>
     </w:p>
     <w:p>
@@ -666,10 +967,18 @@
           <w:b/>
           <w:bCs/>
           <w:color w:val="1F3864"/>
-          <w:sz w:val="24"/>
-          <w:szCs w:val="24"/>
-        </w:rPr>
-        <w:t xml:space="preserve">MIKE CANNON  </w:t>
+        </w:rPr>
+        <w:lastRenderedPageBreak/>
+        <w:t xml:space="preserve">MIKE </w:t>
+      </w:r>
+      <w:proofErr w:type="gramStart"/>
+      <w:r>
+        <w:rPr>
+          <w:b/>
+          <w:bCs/>
+          <w:color w:val="1F3864"/>
+        </w:rPr>
+        <w:t xml:space="preserve">CANNON  </w:t>
       </w:r>
       <w:r>
         <w:rPr>
@@ -679,7 +988,18 @@
           <w:sz w:val="20"/>
           <w:szCs w:val="20"/>
         </w:rPr>
-        <w:t>“Traumatized Animal”</w:t>
+        <w:t>“</w:t>
+      </w:r>
+      <w:proofErr w:type="gramEnd"/>
+      <w:r>
+        <w:rPr>
+          <w:i/>
+          <w:iCs/>
+          <w:color w:val="B08D3F"/>
+          <w:sz w:val="20"/>
+          <w:szCs w:val="20"/>
+        </w:rPr>
+        <w:t>Traumatized Animal”</w:t>
       </w:r>
     </w:p>
     <w:p>
@@ -691,12 +1011,11 @@
         <w:rPr>
           <w:noProof/>
         </w:rPr>
-        <w:lastRenderedPageBreak/>
         <w:drawing>
-          <wp:inline distT="0" distB="0" distL="0" distR="0" wp14:anchorId="2DBF165E" wp14:editId="2DBF165F">
-            <wp:extent cx="4210050" cy="3419475"/>
+          <wp:inline distT="0" distB="0" distL="0" distR="0" wp14:anchorId="643F574B" wp14:editId="6BB25179">
+            <wp:extent cx="6057900" cy="4920331"/>
             <wp:effectExtent l="0" t="0" r="0" b="0"/>
-            <wp:docPr id="2064878846" name="Picture 2064878846"/>
+            <wp:docPr id="689213652" name="Picture 689213652"/>
             <wp:cNvGraphicFramePr>
               <a:graphicFrameLocks xmlns:a="http://schemas.openxmlformats.org/drawingml/2006/main" noChangeAspect="1"/>
             </wp:cNvGraphicFramePr>
@@ -719,7 +1038,7 @@
                   <pic:spPr bwMode="auto">
                     <a:xfrm>
                       <a:off x="0" y="0"/>
-                      <a:ext cx="4210050" cy="3419475"/>
+                      <a:ext cx="6071207" cy="4931139"/>
                     </a:xfrm>
                     <a:prstGeom prst="rect">
                       <a:avLst/>
@@ -734,7 +1053,8 @@
     </w:p>
     <w:p>
       <w:pPr>
-        <w:spacing w:after="140" w:line="288" w:lineRule="auto"/>
+        <w:spacing w:after="150" w:line="300" w:lineRule="auto"/>
+        <w:jc w:val="both"/>
       </w:pPr>
       <w:r>
         <w:t xml:space="preserve">Mike Cannon is a New York-based comedian and Comedy Cellar regular whose sharp, self-aware writing and effortless crowd work have made him one of the most reliable headliners on the circuit. His most recent special, </w:t>
@@ -747,7 +1067,36 @@
         <w:t>Traumatized Animal</w:t>
       </w:r>
       <w:r>
-        <w:t xml:space="preserve"> (2024), was released independently and has drawn a devoted following. Cannon has built his audience the modern way — through material that spreads far beyond his own channels — and brings a room fully under his control from the first minute.</w:t>
+        <w:t xml:space="preserve"> (2024), was released independently and has drawn a devoted following. Cannon has built his audience the modern way</w:t>
+      </w:r>
+      <w:r>
+        <w:t xml:space="preserve"> - </w:t>
+      </w:r>
+      <w:r>
+        <w:t>through material that spreads far beyond his own channels</w:t>
+      </w:r>
+      <w:r>
+        <w:t xml:space="preserve"> - </w:t>
+      </w:r>
+      <w:r>
+        <w:t>and brings a room fully under his control from the first minute.</w:t>
+      </w:r>
+    </w:p>
+    <w:p>
+      <w:pPr>
+        <w:rPr>
+          <w:b/>
+          <w:bCs/>
+          <w:color w:val="1F3864"/>
+        </w:rPr>
+      </w:pPr>
+      <w:r>
+        <w:rPr>
+          <w:b/>
+          <w:bCs/>
+          <w:color w:val="1F3864"/>
+        </w:rPr>
+        <w:br w:type="page"/>
       </w:r>
     </w:p>
     <w:p>
@@ -759,10 +1108,18 @@
           <w:b/>
           <w:bCs/>
           <w:color w:val="1F3864"/>
-          <w:sz w:val="24"/>
-          <w:szCs w:val="24"/>
-        </w:rPr>
-        <w:t xml:space="preserve">JASON CHOI  </w:t>
+        </w:rPr>
+        <w:lastRenderedPageBreak/>
+        <w:t xml:space="preserve">JASON </w:t>
+      </w:r>
+      <w:proofErr w:type="gramStart"/>
+      <w:r>
+        <w:rPr>
+          <w:b/>
+          <w:bCs/>
+          <w:color w:val="1F3864"/>
+        </w:rPr>
+        <w:t xml:space="preserve">CHOI  </w:t>
       </w:r>
       <w:r>
         <w:rPr>
@@ -772,7 +1129,18 @@
           <w:sz w:val="20"/>
           <w:szCs w:val="20"/>
         </w:rPr>
-        <w:t>opening the night</w:t>
+        <w:t>opening</w:t>
+      </w:r>
+      <w:proofErr w:type="gramEnd"/>
+      <w:r>
+        <w:rPr>
+          <w:i/>
+          <w:iCs/>
+          <w:color w:val="B08D3F"/>
+          <w:sz w:val="20"/>
+          <w:szCs w:val="20"/>
+        </w:rPr>
+        <w:t xml:space="preserve"> the night</w:t>
       </w:r>
     </w:p>
     <w:p>
@@ -784,12 +1152,11 @@
         <w:rPr>
           <w:noProof/>
         </w:rPr>
-        <w:lastRenderedPageBreak/>
         <w:drawing>
-          <wp:inline distT="0" distB="0" distL="0" distR="0" wp14:anchorId="2DBF1660" wp14:editId="2DBF1661">
-            <wp:extent cx="2924175" cy="4171950"/>
-            <wp:effectExtent l="0" t="0" r="0" b="0"/>
-            <wp:docPr id="1377239269" name="Picture 1377239269"/>
+          <wp:inline distT="0" distB="0" distL="0" distR="0" wp14:anchorId="39202E9F" wp14:editId="2696ACAC">
+            <wp:extent cx="6121400" cy="4930775"/>
+            <wp:effectExtent l="0" t="0" r="0" b="3175"/>
+            <wp:docPr id="809900141" name="Picture 3"/>
             <wp:cNvGraphicFramePr>
               <a:graphicFrameLocks xmlns:a="http://schemas.openxmlformats.org/drawingml/2006/main" noChangeAspect="1"/>
             </wp:cNvGraphicFramePr>
@@ -797,22 +1164,25 @@
               <a:graphicData uri="http://schemas.openxmlformats.org/drawingml/2006/picture">
                 <pic:pic xmlns:pic="http://schemas.openxmlformats.org/drawingml/2006/picture">
                   <pic:nvPicPr>
-                    <pic:cNvPr id="0" name=""/>
-                    <pic:cNvPicPr>
-                      <a:picLocks noChangeAspect="1" noChangeArrowheads="1"/>
-                    </pic:cNvPicPr>
+                    <pic:cNvPr id="809900141" name="Picture 809900141"/>
+                    <pic:cNvPicPr/>
                   </pic:nvPicPr>
                   <pic:blipFill>
-                    <a:blip r:embed="rId8"/>
-                    <a:srcRect/>
+                    <a:blip r:embed="rId8">
+                      <a:extLst>
+                        <a:ext uri="{28A0092B-C50C-407E-A947-70E740481C1C}">
+                          <a14:useLocalDpi xmlns:a14="http://schemas.microsoft.com/office/drawing/2010/main" val="0"/>
+                        </a:ext>
+                      </a:extLst>
+                    </a:blip>
                     <a:stretch>
                       <a:fillRect/>
                     </a:stretch>
                   </pic:blipFill>
-                  <pic:spPr bwMode="auto">
+                  <pic:spPr>
                     <a:xfrm>
                       <a:off x="0" y="0"/>
-                      <a:ext cx="2924175" cy="4171950"/>
+                      <a:ext cx="6124701" cy="4933434"/>
                     </a:xfrm>
                     <a:prstGeom prst="rect">
                       <a:avLst/>
@@ -827,7 +1197,8 @@
     </w:p>
     <w:p>
       <w:pPr>
-        <w:spacing w:after="140" w:line="288" w:lineRule="auto"/>
+        <w:spacing w:after="150" w:line="300" w:lineRule="auto"/>
+        <w:jc w:val="both"/>
       </w:pPr>
       <w:r>
         <w:t xml:space="preserve">Jason Choi is a New York-based comedian, writer and actor, and opens the evening. He was named </w:t>
@@ -840,7 +1211,15 @@
         <w:t>New York’s Funniest</w:t>
       </w:r>
       <w:r>
-        <w:t xml:space="preserve"> at the 2025 New York Comedy Festival, was a finalist at the Boston Comedy Festival and the New York Comedy Club Fall Invitational, and made his network television debut in 2026 on CBS’s </w:t>
+        <w:t xml:space="preserve"> at the 2025 New York Comedy Festival, was a finalist at the Boston Comedy Festival and the New York Comedy Club Fall </w:t>
+      </w:r>
+      <w:proofErr w:type="gramStart"/>
+      <w:r>
+        <w:t>Invitational, and</w:t>
+      </w:r>
+      <w:proofErr w:type="gramEnd"/>
+      <w:r>
+        <w:t xml:space="preserve"> made his network television debut in 2026 on CBS’s </w:t>
       </w:r>
       <w:r>
         <w:rPr>
@@ -879,10 +1258,29 @@
     </w:p>
     <w:p>
       <w:pPr>
-        <w:spacing w:after="140" w:line="288" w:lineRule="auto"/>
-      </w:pPr>
-      <w:r>
-        <w:t>The Founding Partner’s guests are hosted on a private Cape Cod property — open lawns, weathered cottages, a barn, and picnic tables under the summer sky. It is unhurried, pleasant, and quintessentially Cape Cod: the kind of place a party feels like an afternoon, not an appointment.</w:t>
+        <w:spacing w:after="150" w:line="300" w:lineRule="auto"/>
+        <w:jc w:val="both"/>
+      </w:pPr>
+      <w:r>
+        <w:t xml:space="preserve">The Founding Partner’s guests are hosted on a private </w:t>
+      </w:r>
+      <w:r>
+        <w:t xml:space="preserve">32-acre Conservation </w:t>
+      </w:r>
+      <w:r>
+        <w:t>Cape Cod property</w:t>
+      </w:r>
+      <w:r>
+        <w:t xml:space="preserve"> - </w:t>
+      </w:r>
+      <w:r>
+        <w:t xml:space="preserve">open lawns, weathered cottages, </w:t>
+      </w:r>
+      <w:r>
+        <w:t xml:space="preserve">Captain Howes’s 1700 home, </w:t>
+      </w:r>
+      <w:r>
+        <w:t>a barn, and picnic tables under the summer sky. It is unhurried, pleasant, and quintessentially Cape Cod: the kind of place a party feels like an afternoon, not an appointment.</w:t>
       </w:r>
     </w:p>
     <w:p>
@@ -895,10 +1293,10 @@
           <w:noProof/>
         </w:rPr>
         <w:drawing>
-          <wp:inline distT="0" distB="0" distL="0" distR="0" wp14:anchorId="2DBF1662" wp14:editId="2DBF1663">
-            <wp:extent cx="3933825" cy="2952750"/>
-            <wp:effectExtent l="0" t="0" r="0" b="0"/>
-            <wp:docPr id="1356667351" name="Picture 1356667351"/>
+          <wp:inline distT="0" distB="0" distL="0" distR="0" wp14:anchorId="643F574F" wp14:editId="3DB1498C">
+            <wp:extent cx="6074164" cy="4559300"/>
+            <wp:effectExtent l="0" t="0" r="3175" b="0"/>
+            <wp:docPr id="238978536" name="Picture 238978536"/>
             <wp:cNvGraphicFramePr>
               <a:graphicFrameLocks xmlns:a="http://schemas.openxmlformats.org/drawingml/2006/main" noChangeAspect="1"/>
             </wp:cNvGraphicFramePr>
@@ -921,7 +1319,7 @@
                   <pic:spPr bwMode="auto">
                     <a:xfrm>
                       <a:off x="0" y="0"/>
-                      <a:ext cx="3933825" cy="2952750"/>
+                      <a:ext cx="6092504" cy="4573066"/>
                     </a:xfrm>
                     <a:prstGeom prst="rect">
                       <a:avLst/>
@@ -947,12 +1345,33 @@
           <w:sz w:val="18"/>
           <w:szCs w:val="18"/>
         </w:rPr>
-        <w:t>The private property — July 2026.</w:t>
-      </w:r>
-    </w:p>
-    <w:p>
-      <w:pPr>
-        <w:spacing w:after="140" w:line="288" w:lineRule="auto"/>
+        <w:t>The private property</w:t>
+      </w:r>
+      <w:r>
+        <w:rPr>
+          <w:i/>
+          <w:iCs/>
+          <w:color w:val="555555"/>
+          <w:sz w:val="18"/>
+          <w:szCs w:val="18"/>
+        </w:rPr>
+        <w:t xml:space="preserve"> - </w:t>
+      </w:r>
+      <w:r>
+        <w:rPr>
+          <w:i/>
+          <w:iCs/>
+          <w:color w:val="555555"/>
+          <w:sz w:val="18"/>
+          <w:szCs w:val="18"/>
+        </w:rPr>
+        <w:t>July 2026.</w:t>
+      </w:r>
+    </w:p>
+    <w:p>
+      <w:pPr>
+        <w:spacing w:after="150" w:line="300" w:lineRule="auto"/>
+        <w:jc w:val="both"/>
       </w:pPr>
       <w:r>
         <w:t xml:space="preserve">Here, before the show, your twelve guests meet the headliners over </w:t>
@@ -965,7 +1384,43 @@
         <w:t>a selection of foods and beverages</w:t>
       </w:r>
       <w:r>
-        <w:t xml:space="preserve"> — a proper spread, and a full bar offering both alcoholic and non-alcoholic choices, thoughtfully beyond the usual beer and wine. It is a warm, informal half-hour that turns a night out into an experience your guests remember and attribute to you.</w:t>
+        <w:t xml:space="preserve"> - </w:t>
+      </w:r>
+      <w:r>
+        <w:t xml:space="preserve">a proper spread, and a full bar offering both alcoholic and non-alcoholic </w:t>
+      </w:r>
+      <w:r>
+        <w:t xml:space="preserve">choices. </w:t>
+      </w:r>
+      <w:r>
+        <w:t xml:space="preserve">It is a warm, informal </w:t>
+      </w:r>
+      <w:r>
+        <w:t xml:space="preserve">get-together </w:t>
+      </w:r>
+      <w:r>
+        <w:t>that turns a night out into an experience your guests remember and attribute to you.</w:t>
+      </w:r>
+    </w:p>
+    <w:p>
+      <w:pPr>
+        <w:rPr>
+          <w:b/>
+          <w:bCs/>
+          <w:color w:val="1F3864"/>
+          <w:sz w:val="28"/>
+          <w:szCs w:val="28"/>
+        </w:rPr>
+      </w:pPr>
+      <w:r>
+        <w:rPr>
+          <w:b/>
+          <w:bCs/>
+          <w:color w:val="1F3864"/>
+          <w:sz w:val="28"/>
+          <w:szCs w:val="28"/>
+        </w:rPr>
+        <w:br w:type="page"/>
       </w:r>
     </w:p>
     <w:p>
@@ -983,12 +1438,14 @@
           <w:sz w:val="28"/>
           <w:szCs w:val="28"/>
         </w:rPr>
+        <w:lastRenderedPageBreak/>
         <w:t>The Venue</w:t>
       </w:r>
     </w:p>
     <w:p>
       <w:pPr>
-        <w:spacing w:after="140" w:line="288" w:lineRule="auto"/>
+        <w:spacing w:after="150" w:line="300" w:lineRule="auto"/>
+        <w:jc w:val="both"/>
       </w:pPr>
       <w:r>
         <w:t xml:space="preserve">The event is presented at the </w:t>
@@ -998,10 +1455,32 @@
           <w:b/>
           <w:bCs/>
         </w:rPr>
-        <w:t>Tilden Arts Center at Cape Cod Community College</w:t>
-      </w:r>
-      <w:r>
-        <w:t xml:space="preserve"> in West Barnstable — a professional, purpose-built Cape performing-arts venue, and a fitting home for a company that means to be part of the Cape’s cultural life for years to come.</w:t>
+        <w:t xml:space="preserve">Tilden Arts </w:t>
+      </w:r>
+      <w:proofErr w:type="spellStart"/>
+      <w:r>
+        <w:rPr>
+          <w:b/>
+          <w:bCs/>
+        </w:rPr>
+        <w:t>Center</w:t>
+      </w:r>
+      <w:proofErr w:type="spellEnd"/>
+      <w:r>
+        <w:rPr>
+          <w:b/>
+          <w:bCs/>
+        </w:rPr>
+        <w:t xml:space="preserve"> at Cape Cod Community College</w:t>
+      </w:r>
+      <w:r>
+        <w:t xml:space="preserve"> in West Barnstable</w:t>
+      </w:r>
+      <w:r>
+        <w:t xml:space="preserve"> - </w:t>
+      </w:r>
+      <w:r>
+        <w:t>a professional, purpose-built Cape performing-arts venue, and a fitting home for a company that means to be part of the Cape’s cultural life for years to come.</w:t>
       </w:r>
     </w:p>
     <w:p>
@@ -1013,12 +1492,11 @@
         <w:rPr>
           <w:noProof/>
         </w:rPr>
-        <w:lastRenderedPageBreak/>
         <w:drawing>
-          <wp:inline distT="0" distB="0" distL="0" distR="0" wp14:anchorId="2DBF1664" wp14:editId="2DBF1665">
-            <wp:extent cx="5486400" cy="2686050"/>
-            <wp:effectExtent l="0" t="0" r="0" b="0"/>
-            <wp:docPr id="1555482632" name="Picture 1555482632"/>
+          <wp:inline distT="0" distB="0" distL="0" distR="0" wp14:anchorId="643F5751" wp14:editId="1D8DA536">
+            <wp:extent cx="6064250" cy="2968956"/>
+            <wp:effectExtent l="0" t="0" r="0" b="3175"/>
+            <wp:docPr id="379622978" name="Picture 379622978"/>
             <wp:cNvGraphicFramePr>
               <a:graphicFrameLocks xmlns:a="http://schemas.openxmlformats.org/drawingml/2006/main" noChangeAspect="1"/>
             </wp:cNvGraphicFramePr>
@@ -1041,7 +1519,7 @@
                   <pic:spPr bwMode="auto">
                     <a:xfrm>
                       <a:off x="0" y="0"/>
-                      <a:ext cx="5486400" cy="2686050"/>
+                      <a:ext cx="6080165" cy="2976748"/>
                     </a:xfrm>
                     <a:prstGeom prst="rect">
                       <a:avLst/>
@@ -1067,12 +1545,35 @@
           <w:sz w:val="18"/>
           <w:szCs w:val="18"/>
         </w:rPr>
-        <w:t>The Tilden Arts Center, Cape Cod Community College.</w:t>
-      </w:r>
-    </w:p>
-    <w:p>
-      <w:pPr>
-        <w:spacing w:after="140" w:line="288" w:lineRule="auto"/>
+        <w:t xml:space="preserve">The Tilden Arts </w:t>
+      </w:r>
+      <w:proofErr w:type="spellStart"/>
+      <w:r>
+        <w:rPr>
+          <w:i/>
+          <w:iCs/>
+          <w:color w:val="555555"/>
+          <w:sz w:val="18"/>
+          <w:szCs w:val="18"/>
+        </w:rPr>
+        <w:t>Center</w:t>
+      </w:r>
+      <w:proofErr w:type="spellEnd"/>
+      <w:r>
+        <w:rPr>
+          <w:i/>
+          <w:iCs/>
+          <w:color w:val="555555"/>
+          <w:sz w:val="18"/>
+          <w:szCs w:val="18"/>
+        </w:rPr>
+        <w:t>, Cape Cod Community College.</w:t>
+      </w:r>
+    </w:p>
+    <w:p>
+      <w:pPr>
+        <w:spacing w:after="150" w:line="300" w:lineRule="auto"/>
+        <w:jc w:val="both"/>
       </w:pPr>
       <w:r>
         <w:rPr>
@@ -1082,7 +1583,13 @@
         <w:t xml:space="preserve">The seating.  </w:t>
       </w:r>
       <w:r>
-        <w:t>The house is fully reserved and assigned — every guest has a specific seat, chosen and held in advance rather than scrambled for at the door. Your twelve guests are seated together in the Orchestra, the premium reserved section closest to the stage.</w:t>
+        <w:t>The house is fully reserved and assigned</w:t>
+      </w:r>
+      <w:r>
+        <w:t xml:space="preserve"> - </w:t>
+      </w:r>
+      <w:r>
+        <w:t>every guest has a specific seat, chosen and held in advance rather than scrambled for at the door. Your twelve guests are seated together in the Orchestra, the premium reserved section closest to the stage.</w:t>
       </w:r>
     </w:p>
     <w:p>
@@ -1105,10 +1612,25 @@
     </w:p>
     <w:p>
       <w:pPr>
-        <w:spacing w:after="140" w:line="288" w:lineRule="auto"/>
-      </w:pPr>
-      <w:r>
-        <w:t>The 1140A Corporation is a Massachusetts non-profit presenting company, founded to bring professional performing arts to Cape Cod at prices the community can afford. The Cape Cod Comedy Carnival is its inaugural production — the first of a planned, recurring series of comedy and cultural events. It owns and produces its own events; a Founding Partner is not sponsoring a one-off, but joining an organisation at the beginning of what it intends to become.</w:t>
+        <w:spacing w:after="150" w:line="300" w:lineRule="auto"/>
+        <w:jc w:val="both"/>
+      </w:pPr>
+      <w:r>
+        <w:t>The 1140A Corporation is a Massachusetts non-profit presenting company, founded to bring professional performing arts to Cape Cod at prices the community can afford. The Cape Cod Comedy Carnival is its inaugural production</w:t>
+      </w:r>
+      <w:r>
+        <w:t xml:space="preserve"> - </w:t>
+      </w:r>
+      <w:r>
+        <w:t xml:space="preserve">the first of a planned, recurring series of comedy and cultural events. It owns and produces its own events; a Founding Partner is not sponsoring a </w:t>
+      </w:r>
+      <w:proofErr w:type="gramStart"/>
+      <w:r>
+        <w:t>one-off, but</w:t>
+      </w:r>
+      <w:proofErr w:type="gramEnd"/>
+      <w:r>
+        <w:t xml:space="preserve"> joining an organisation at the beginning of what it intends to become.</w:t>
       </w:r>
     </w:p>
     <w:p>
@@ -1140,7 +1662,27 @@
           <w:sz w:val="20"/>
           <w:szCs w:val="20"/>
         </w:rPr>
-        <w:t>The sole slot, the twelve best seats, and a name at the root of something built to last — offered for the next two weeks.</w:t>
+        <w:t>The sole slot, the twelve best seats, and a name at the root of something built to last</w:t>
+      </w:r>
+      <w:r>
+        <w:rPr>
+          <w:i/>
+          <w:iCs/>
+          <w:color w:val="555555"/>
+          <w:sz w:val="20"/>
+          <w:szCs w:val="20"/>
+        </w:rPr>
+        <w:t xml:space="preserve"> - </w:t>
+      </w:r>
+      <w:r>
+        <w:rPr>
+          <w:i/>
+          <w:iCs/>
+          <w:color w:val="555555"/>
+          <w:sz w:val="20"/>
+          <w:szCs w:val="20"/>
+        </w:rPr>
+        <w:t>offered for the next two weeks.</w:t>
       </w:r>
     </w:p>
     <w:p>
@@ -1153,8 +1695,32 @@
           <w:b/>
           <w:bCs/>
           <w:color w:val="000000"/>
-        </w:rPr>
-        <w:t>Max Makowski  ·  The 1140A Corporation</w:t>
+          <w:sz w:val="21"/>
+          <w:szCs w:val="21"/>
+        </w:rPr>
+        <w:t xml:space="preserve">Max </w:t>
+      </w:r>
+      <w:proofErr w:type="gramStart"/>
+      <w:r>
+        <w:rPr>
+          <w:b/>
+          <w:bCs/>
+          <w:color w:val="000000"/>
+          <w:sz w:val="21"/>
+          <w:szCs w:val="21"/>
+        </w:rPr>
+        <w:t>Makowski  ·</w:t>
+      </w:r>
+      <w:proofErr w:type="gramEnd"/>
+      <w:r>
+        <w:rPr>
+          <w:b/>
+          <w:bCs/>
+          <w:color w:val="000000"/>
+          <w:sz w:val="21"/>
+          <w:szCs w:val="21"/>
+        </w:rPr>
+        <w:t xml:space="preserve">  The 1140A Corporation</w:t>
       </w:r>
     </w:p>
     <w:p>
@@ -1168,7 +1734,25 @@
           <w:sz w:val="18"/>
           <w:szCs w:val="18"/>
         </w:rPr>
-        <w:t>116 New Boston Road, Dennis, MA 02638  ·  info@1140a.com</w:t>
+        <w:t xml:space="preserve">116 New Boston Road, Dennis, MA </w:t>
+      </w:r>
+      <w:proofErr w:type="gramStart"/>
+      <w:r>
+        <w:rPr>
+          <w:color w:val="555555"/>
+          <w:sz w:val="18"/>
+          <w:szCs w:val="18"/>
+        </w:rPr>
+        <w:t>02638  ·</w:t>
+      </w:r>
+      <w:proofErr w:type="gramEnd"/>
+      <w:r>
+        <w:rPr>
+          <w:color w:val="555555"/>
+          <w:sz w:val="18"/>
+          <w:szCs w:val="18"/>
+        </w:rPr>
+        <w:t xml:space="preserve">  info@1140a.com</w:t>
       </w:r>
     </w:p>
     <w:sectPr>
@@ -1184,10 +1768,10 @@
 <file path=word/numbering.xml><?xml version="1.0" encoding="utf-8"?>
 <w:numbering xmlns:wpc="http://schemas.microsoft.com/office/word/2010/wordprocessingCanvas" xmlns:cx="http://schemas.microsoft.com/office/drawing/2014/chartex" xmlns:cx1="http://schemas.microsoft.com/office/drawing/2015/9/8/chartex" xmlns:cx2="http://schemas.microsoft.com/office/drawing/2015/10/21/chartex" xmlns:cx3="http://schemas.microsoft.com/office/drawing/2016/5/9/chartex" xmlns:cx4="http://schemas.microsoft.com/office/drawing/2016/5/10/chartex" xmlns:cx5="http://schemas.microsoft.com/office/drawing/2016/5/11/chartex" xmlns:cx6="http://schemas.microsoft.com/office/drawing/2016/5/12/chartex" xmlns:cx7="http://schemas.microsoft.com/office/drawing/2016/5/13/chartex" xmlns:cx8="http://schemas.microsoft.com/office/drawing/2016/5/14/chartex" xmlns:mc="http://schemas.openxmlformats.org/markup-compatibility/2006" xmlns:aink="http://schemas.microsoft.com/office/drawing/2016/ink" xmlns:am3d="http://schemas.microsoft.com/office/drawing/2017/model3d" xmlns:o="urn:schemas-microsoft-com:office:office" xmlns:oel="http://schemas.microsoft.com/office/2019/extlst" xmlns:r="http://schemas.openxmlformats.org/officeDocument/2006/relationships" xmlns:m="http://schemas.openxmlformats.org/officeDocument/2006/math" xmlns:v="urn:schemas-microsoft-com:vml" xmlns:wp14="http://schemas.microsoft.com/office/word/2010/wordprocessingDrawing" xmlns:wp="http://schemas.openxmlformats.org/drawingml/2006/wordprocessingDrawing" xmlns:w10="urn:schemas-microsoft-com:office:word" xmlns:w="http://schemas.openxmlformats.org/wordprocessingml/2006/main" xmlns:w14="http://schemas.microsoft.com/office/word/2010/wordml" xmlns:w15="http://schemas.microsoft.com/office/word/2012/wordml" xmlns:w16cei="http://schemas.microsoft.com/office/word/2026/wordml/cei" xmlns:w16cex="http://schemas.microsoft.com/office/word/2018/wordml/cex" xmlns:w16cid="http://schemas.microsoft.com/office/word/2016/wordml/cid" xmlns:w16="http://schemas.microsoft.com/office/word/2018/wordml" xmlns:w16du="http://schemas.microsoft.com/office/word/2023/wordml/word16du" xmlns:w16sdtdh="http://schemas.microsoft.com/office/word/2020/wordml/sdtdatahash" xmlns:w16sdtfl="http://schemas.microsoft.com/office/word/2024/wordml/sdtformatlock" xmlns:w16se="http://schemas.microsoft.com/office/word/2015/wordml/symex" xmlns:wpg="http://schemas.microsoft.com/office/word/2010/wordprocessingGroup" xmlns:wpi="http://schemas.microsoft.com/office/word/2010/wordprocessingInk" xmlns:wne="http://schemas.microsoft.com/office/word/2006/wordml" xmlns:wps="http://schemas.microsoft.com/office/word/2010/wordprocessingShape" mc:Ignorable="w14 w15 w16se w16cid w16 w16cex w16sdtdh w16sdtfl w16du wp14">
   <w:abstractNum w:abstractNumId="0" w15:restartNumberingAfterBreak="0">
-    <w:nsid w:val="16C007B0"/>
+    <w:nsid w:val="6CFB14E8"/>
     <w:multiLevelType w:val="hybridMultilevel"/>
-    <w:tmpl w:val="393C142A"/>
-    <w:lvl w:ilvl="0" w:tplc="EC949646">
+    <w:tmpl w:val="A6E29BC2"/>
+    <w:lvl w:ilvl="0" w:tplc="D27ECBBC">
       <w:start w:val="1"/>
       <w:numFmt w:val="bullet"/>
       <w:lvlText w:val="●"/>
@@ -1196,7 +1780,7 @@
         <w:ind w:left="720" w:hanging="360"/>
       </w:pPr>
     </w:lvl>
-    <w:lvl w:ilvl="1" w:tplc="7A9E7B40">
+    <w:lvl w:ilvl="1" w:tplc="9E1E59F4">
       <w:start w:val="1"/>
       <w:numFmt w:val="bullet"/>
       <w:lvlText w:val="○"/>
@@ -1205,7 +1789,7 @@
         <w:ind w:left="1440" w:hanging="360"/>
       </w:pPr>
     </w:lvl>
-    <w:lvl w:ilvl="2" w:tplc="E47E489E">
+    <w:lvl w:ilvl="2" w:tplc="7E1EE0FE">
       <w:start w:val="1"/>
       <w:numFmt w:val="bullet"/>
       <w:lvlText w:val="■"/>
@@ -1214,7 +1798,7 @@
         <w:ind w:left="2160" w:hanging="360"/>
       </w:pPr>
     </w:lvl>
-    <w:lvl w:ilvl="3" w:tplc="45BA4468">
+    <w:lvl w:ilvl="3" w:tplc="033C69F8">
       <w:start w:val="1"/>
       <w:numFmt w:val="bullet"/>
       <w:lvlText w:val="●"/>
@@ -1223,7 +1807,7 @@
         <w:ind w:left="2880" w:hanging="360"/>
       </w:pPr>
     </w:lvl>
-    <w:lvl w:ilvl="4" w:tplc="ADF8B116">
+    <w:lvl w:ilvl="4" w:tplc="DA3CAC34">
       <w:start w:val="1"/>
       <w:numFmt w:val="bullet"/>
       <w:lvlText w:val="○"/>
@@ -1232,7 +1816,7 @@
         <w:ind w:left="3600" w:hanging="360"/>
       </w:pPr>
     </w:lvl>
-    <w:lvl w:ilvl="5" w:tplc="43A8F304">
+    <w:lvl w:ilvl="5" w:tplc="B5ECD46C">
       <w:start w:val="1"/>
       <w:numFmt w:val="bullet"/>
       <w:lvlText w:val="■"/>
@@ -1241,7 +1825,7 @@
         <w:ind w:left="4320" w:hanging="360"/>
       </w:pPr>
     </w:lvl>
-    <w:lvl w:ilvl="6" w:tplc="88546AD2">
+    <w:lvl w:ilvl="6" w:tplc="E90C11BE">
       <w:start w:val="1"/>
       <w:numFmt w:val="bullet"/>
       <w:lvlText w:val="●"/>
@@ -1250,7 +1834,7 @@
         <w:ind w:left="5040" w:hanging="360"/>
       </w:pPr>
     </w:lvl>
-    <w:lvl w:ilvl="7" w:tplc="54C0D36A">
+    <w:lvl w:ilvl="7" w:tplc="F9024FEC">
       <w:start w:val="1"/>
       <w:numFmt w:val="bullet"/>
       <w:lvlText w:val="●"/>
@@ -1259,7 +1843,7 @@
         <w:ind w:left="5760" w:hanging="360"/>
       </w:pPr>
     </w:lvl>
-    <w:lvl w:ilvl="8" w:tplc="4BAC98E0">
+    <w:lvl w:ilvl="8" w:tplc="9D3EFA80">
       <w:start w:val="1"/>
       <w:numFmt w:val="bullet"/>
       <w:lvlText w:val="●"/>
@@ -1269,7 +1853,7 @@
       </w:pPr>
     </w:lvl>
   </w:abstractNum>
-  <w:num w:numId="1" w16cid:durableId="1222864813">
+  <w:num w:numId="1" w16cid:durableId="51119802">
     <w:abstractNumId w:val="0"/>
     <w:lvlOverride w:ilvl="0">
       <w:startOverride w:val="1"/>
@@ -1285,8 +1869,8 @@
       <w:rPr>
         <w:rFonts w:ascii="Calibri" w:eastAsia="Calibri" w:hAnsi="Calibri" w:cs="Calibri"/>
         <w:color w:val="222222"/>
-        <w:sz w:val="21"/>
-        <w:szCs w:val="21"/>
+        <w:sz w:val="24"/>
+        <w:szCs w:val="24"/>
         <w:lang w:val="en-GB" w:eastAsia="en-GB" w:bidi="ar-SA"/>
       </w:rPr>
     </w:rPrDefault>
@@ -1713,8 +2297,6 @@
     </w:pPr>
     <w:rPr>
       <w:color w:val="1F4D78"/>
-      <w:sz w:val="24"/>
-      <w:szCs w:val="24"/>
     </w:rPr>
   </w:style>
   <w:style w:type="paragraph" w:styleId="Heading4">

--- a/Sponsor_Package_1140A.docx
+++ b/Sponsor_Package_1140A.docx
@@ -150,15 +150,7 @@
         <w:jc w:val="both"/>
       </w:pPr>
       <w:r>
-        <w:t xml:space="preserve">On Saturday, 29 August, two </w:t>
-      </w:r>
-      <w:proofErr w:type="gramStart"/>
-      <w:r>
-        <w:t>nationally-touring</w:t>
-      </w:r>
-      <w:proofErr w:type="gramEnd"/>
-      <w:r>
-        <w:t xml:space="preserve"> Comedy Cellar headliners</w:t>
+        <w:t>On Saturday, 29 August, two nationally-touring Comedy Cellar headliners</w:t>
       </w:r>
       <w:r>
         <w:t xml:space="preserve"> - </w:t>
@@ -168,17 +160,8 @@
           <w:b/>
           <w:bCs/>
         </w:rPr>
-        <w:t xml:space="preserve">Brendan </w:t>
-      </w:r>
-      <w:proofErr w:type="spellStart"/>
-      <w:r>
-        <w:rPr>
-          <w:b/>
-          <w:bCs/>
-        </w:rPr>
-        <w:t>Sagalow</w:t>
-      </w:r>
-      <w:proofErr w:type="spellEnd"/>
+        <w:t>Brendan Sagalow</w:t>
+      </w:r>
       <w:r>
         <w:t xml:space="preserve"> and </w:t>
       </w:r>
@@ -206,15 +189,7 @@
         <w:t xml:space="preserve"> - </w:t>
       </w:r>
       <w:r>
-        <w:t xml:space="preserve">play the Tilden Arts </w:t>
-      </w:r>
-      <w:proofErr w:type="spellStart"/>
-      <w:r>
-        <w:t>Center</w:t>
-      </w:r>
-      <w:proofErr w:type="spellEnd"/>
-      <w:r>
-        <w:t xml:space="preserve"> on Cape Cod. Two full headline sets in one night is a rarity </w:t>
+        <w:t xml:space="preserve">play the Tilden Arts Center on Cape Cod. Two full headline sets in one night is a rarity </w:t>
       </w:r>
       <w:r>
         <w:t xml:space="preserve">on the Cape. </w:t>
@@ -249,16 +224,13 @@
         <w:jc w:val="both"/>
       </w:pPr>
       <w:r>
-        <w:t>There is a reason it is happening here. Through the 1980s and ’90s, a Cape teenager could see A-list stand-ups close to home</w:t>
-      </w:r>
-      <w:r>
-        <w:t xml:space="preserve"> - </w:t>
-      </w:r>
-      <w:r>
-        <w:t>the Tony Kent Arena, the Cape Cod Coliseum</w:t>
-      </w:r>
-      <w:r>
-        <w:t xml:space="preserve"> - </w:t>
+        <w:t xml:space="preserve">There is a reason it is happening here. Through the 1980s and ’90s, a Cape teenager could see A-list stand-ups </w:t>
+      </w:r>
+      <w:r>
+        <w:t>in real, well-staged yet intimate, venues like the Tony Kent Arena and the Cape Cod Coliseum,</w:t>
+      </w:r>
+      <w:r>
+        <w:t xml:space="preserve"> </w:t>
       </w:r>
       <w:r>
         <w:t xml:space="preserve">at a price </w:t>
@@ -267,13 +239,10 @@
         <w:t xml:space="preserve">they </w:t>
       </w:r>
       <w:r>
-        <w:t>could afford. Then the rooms went away</w:t>
-      </w:r>
-      <w:r>
-        <w:t xml:space="preserve"> - </w:t>
-      </w:r>
-      <w:r>
-        <w:t xml:space="preserve">one </w:t>
+        <w:t xml:space="preserve">could afford. Then the rooms went </w:t>
+      </w:r>
+      <w:r>
+        <w:t xml:space="preserve">away. One </w:t>
       </w:r>
       <w:r>
         <w:t xml:space="preserve">even </w:t>
@@ -282,10 +251,16 @@
         <w:t>became a warehouse</w:t>
       </w:r>
       <w:r>
-        <w:t xml:space="preserve"> - </w:t>
-      </w:r>
-      <w:r>
-        <w:t xml:space="preserve">and nothing rose to take their place. </w:t>
+        <w:t xml:space="preserve"> </w:t>
+      </w:r>
+      <w:r>
+        <w:t xml:space="preserve">and nothing </w:t>
+      </w:r>
+      <w:r>
+        <w:t xml:space="preserve">comparable </w:t>
+      </w:r>
+      <w:r>
+        <w:t xml:space="preserve">rose to take their place. </w:t>
       </w:r>
       <w:r>
         <w:rPr>
@@ -295,15 +270,7 @@
         <w:t>The 1140A Corporation exists to bring that back</w:t>
       </w:r>
       <w:r>
-        <w:t xml:space="preserve">: professional comedy on the Cape, priced for Cape </w:t>
-      </w:r>
-      <w:proofErr w:type="spellStart"/>
-      <w:r>
-        <w:t>Codders</w:t>
-      </w:r>
-      <w:proofErr w:type="spellEnd"/>
-      <w:r>
-        <w:t>, and built to recur</w:t>
+        <w:t>: professional comedy on the Cape, priced for Cape Codders, and built to recur</w:t>
       </w:r>
       <w:r>
         <w:t xml:space="preserve"> - </w:t>
@@ -429,7 +396,6 @@
         <w:spacing w:after="160" w:line="300" w:lineRule="auto"/>
         <w:jc w:val="both"/>
       </w:pPr>
-      <w:proofErr w:type="gramStart"/>
       <w:r>
         <w:rPr>
           <w:b/>
@@ -444,16 +410,7 @@
           <w:bCs/>
           <w:color w:val="1F3864"/>
         </w:rPr>
-        <w:t>Sole</w:t>
-      </w:r>
-      <w:proofErr w:type="gramEnd"/>
-      <w:r>
-        <w:rPr>
-          <w:b/>
-          <w:bCs/>
-          <w:color w:val="1F3864"/>
-        </w:rPr>
-        <w:t xml:space="preserve"> sponsor status.  </w:t>
+        <w:t xml:space="preserve">Sole sponsor status.  </w:t>
       </w:r>
       <w:r>
         <w:t>You are the only sponsoring organisation</w:t>
@@ -470,7 +427,6 @@
         <w:spacing w:after="160" w:line="300" w:lineRule="auto"/>
         <w:jc w:val="both"/>
       </w:pPr>
-      <w:proofErr w:type="gramStart"/>
       <w:r>
         <w:rPr>
           <w:b/>
@@ -485,16 +441,7 @@
           <w:bCs/>
           <w:color w:val="1F3864"/>
         </w:rPr>
-        <w:t>A</w:t>
-      </w:r>
-      <w:proofErr w:type="gramEnd"/>
-      <w:r>
-        <w:rPr>
-          <w:b/>
-          <w:bCs/>
-          <w:color w:val="1F3864"/>
-        </w:rPr>
-        <w:t xml:space="preserve"> private meet-and-greet with the headliners.  </w:t>
+        <w:t xml:space="preserve">A private meet-and-greet with the headliners.  </w:t>
       </w:r>
       <w:r>
         <w:t>Twelve guests, on a bucolic private Cape Cod property, before the show</w:t>
@@ -511,7 +458,6 @@
         <w:spacing w:after="160" w:line="300" w:lineRule="auto"/>
         <w:jc w:val="both"/>
       </w:pPr>
-      <w:proofErr w:type="gramStart"/>
       <w:r>
         <w:rPr>
           <w:b/>
@@ -526,16 +472,7 @@
           <w:bCs/>
           <w:color w:val="1F3864"/>
         </w:rPr>
-        <w:t>Twelve</w:t>
-      </w:r>
-      <w:proofErr w:type="gramEnd"/>
-      <w:r>
-        <w:rPr>
-          <w:b/>
-          <w:bCs/>
-          <w:color w:val="1F3864"/>
-        </w:rPr>
-        <w:t xml:space="preserve"> premium reserved (Orchestra) seats.  </w:t>
+        <w:t xml:space="preserve">Twelve premium reserved (Orchestra) seats.  </w:t>
       </w:r>
       <w:r>
         <w:t>Your guests are seated together in the Orchestra</w:t>
@@ -567,7 +504,6 @@
         <w:spacing w:after="160" w:line="300" w:lineRule="auto"/>
         <w:jc w:val="both"/>
       </w:pPr>
-      <w:proofErr w:type="gramStart"/>
       <w:r>
         <w:rPr>
           <w:b/>
@@ -582,16 +518,7 @@
           <w:bCs/>
           <w:color w:val="1F3864"/>
         </w:rPr>
-        <w:t>A</w:t>
-      </w:r>
-      <w:proofErr w:type="gramEnd"/>
-      <w:r>
-        <w:rPr>
-          <w:b/>
-          <w:bCs/>
-          <w:color w:val="1F3864"/>
-        </w:rPr>
-        <w:t xml:space="preserve"> founding association that recurs.  </w:t>
+        <w:t xml:space="preserve">A founding association that recurs.  </w:t>
       </w:r>
       <w:r>
         <w:t>First right to continue as Founding Partner of future events in the series</w:t>
@@ -667,15 +594,7 @@
         <w:t xml:space="preserve">A civic gift, not an ad campaign.  </w:t>
       </w:r>
       <w:r>
-        <w:t xml:space="preserve">As of 29 July, tickets are already on </w:t>
-      </w:r>
-      <w:proofErr w:type="gramStart"/>
-      <w:r>
-        <w:t>sale</w:t>
-      </w:r>
-      <w:proofErr w:type="gramEnd"/>
-      <w:r>
-        <w:t xml:space="preserve"> and the campaign is already in motion. A Founding Partner is not buying this single event’s advertising</w:t>
+        <w:t>As of 29 July, tickets are already on sale and the campaign is already in motion. A Founding Partner is not buying this single event’s advertising</w:t>
       </w:r>
       <w:r>
         <w:t xml:space="preserve"> - </w:t>
@@ -725,15 +644,7 @@
         <w:t xml:space="preserve">Advertising presence (included, but not the point).  </w:t>
       </w:r>
       <w:r>
-        <w:t xml:space="preserve">Sole-sponsor visibility is </w:t>
-      </w:r>
-      <w:proofErr w:type="gramStart"/>
-      <w:r>
-        <w:t>real</w:t>
-      </w:r>
-      <w:proofErr w:type="gramEnd"/>
-      <w:r>
-        <w:t xml:space="preserve"> and it is yours alone</w:t>
+        <w:t>Sole-sponsor visibility is real and it is yours alone</w:t>
       </w:r>
       <w:r>
         <w:t xml:space="preserve"> - </w:t>
@@ -788,15 +699,7 @@
         <w:jc w:val="both"/>
       </w:pPr>
       <w:r>
-        <w:t xml:space="preserve">Two </w:t>
-      </w:r>
-      <w:proofErr w:type="gramStart"/>
-      <w:r>
-        <w:t>nationally-touring</w:t>
-      </w:r>
-      <w:proofErr w:type="gramEnd"/>
-      <w:r>
-        <w:t xml:space="preserve"> headliners</w:t>
+        <w:t>Two nationally-touring headliners</w:t>
       </w:r>
       <w:r>
         <w:t xml:space="preserve"> - </w:t>
@@ -821,26 +724,7 @@
           <w:bCs/>
           <w:color w:val="1F3864"/>
         </w:rPr>
-        <w:t xml:space="preserve">BRENDAN </w:t>
-      </w:r>
-      <w:proofErr w:type="spellStart"/>
-      <w:proofErr w:type="gramStart"/>
-      <w:r>
-        <w:rPr>
-          <w:b/>
-          <w:bCs/>
-          <w:color w:val="1F3864"/>
-        </w:rPr>
-        <w:t>SAGALOW</w:t>
-      </w:r>
-      <w:proofErr w:type="spellEnd"/>
-      <w:r>
-        <w:rPr>
-          <w:b/>
-          <w:bCs/>
-          <w:color w:val="1F3864"/>
-        </w:rPr>
-        <w:t xml:space="preserve">  </w:t>
+        <w:t xml:space="preserve">BRENDAN SAGALOW  </w:t>
       </w:r>
       <w:r>
         <w:rPr>
@@ -850,18 +734,7 @@
           <w:sz w:val="20"/>
           <w:szCs w:val="20"/>
         </w:rPr>
-        <w:t>“</w:t>
-      </w:r>
-      <w:proofErr w:type="gramEnd"/>
-      <w:r>
-        <w:rPr>
-          <w:i/>
-          <w:iCs/>
-          <w:color w:val="B08D3F"/>
-          <w:sz w:val="20"/>
-          <w:szCs w:val="20"/>
-        </w:rPr>
-        <w:t>Thin Lips”</w:t>
+        <w:t>“Thin Lips”</w:t>
       </w:r>
     </w:p>
     <w:p>
@@ -938,7 +811,7 @@
         <w:t xml:space="preserve"> - </w:t>
       </w:r>
       <w:r>
-        <w:t>the mark of a comedian who converts attention into filled rooms.</w:t>
+        <w:t>the mark of a comedian who converts attention into filled rooms. He is a regular presence on the podcasts that drive the modern comedy scene — among them Legion of Skanks, The Bonfire, and Robert Kelly’s You Know What Dude!</w:t>
       </w:r>
     </w:p>
     <w:p>
@@ -969,16 +842,7 @@
           <w:color w:val="1F3864"/>
         </w:rPr>
         <w:lastRenderedPageBreak/>
-        <w:t xml:space="preserve">MIKE </w:t>
-      </w:r>
-      <w:proofErr w:type="gramStart"/>
-      <w:r>
-        <w:rPr>
-          <w:b/>
-          <w:bCs/>
-          <w:color w:val="1F3864"/>
-        </w:rPr>
-        <w:t xml:space="preserve">CANNON  </w:t>
+        <w:t xml:space="preserve">MIKE CANNON  </w:t>
       </w:r>
       <w:r>
         <w:rPr>
@@ -988,18 +852,7 @@
           <w:sz w:val="20"/>
           <w:szCs w:val="20"/>
         </w:rPr>
-        <w:t>“</w:t>
-      </w:r>
-      <w:proofErr w:type="gramEnd"/>
-      <w:r>
-        <w:rPr>
-          <w:i/>
-          <w:iCs/>
-          <w:color w:val="B08D3F"/>
-          <w:sz w:val="20"/>
-          <w:szCs w:val="20"/>
-        </w:rPr>
-        <w:t>Traumatized Animal”</w:t>
+        <w:t>“Traumatized Animal”</w:t>
       </w:r>
     </w:p>
     <w:p>
@@ -1079,7 +932,7 @@
         <w:t xml:space="preserve"> - </w:t>
       </w:r>
       <w:r>
-        <w:t>and brings a room fully under his control from the first minute.</w:t>
+        <w:t>and brings a room fully under his control from the first minute. He is a fixture on the scene’s defining podcasts — Legion of Skanks, The Bonfire, and Robert Kelly’s You Know What Dude! among them.</w:t>
       </w:r>
     </w:p>
     <w:p>
@@ -1110,16 +963,7 @@
           <w:color w:val="1F3864"/>
         </w:rPr>
         <w:lastRenderedPageBreak/>
-        <w:t xml:space="preserve">JASON </w:t>
-      </w:r>
-      <w:proofErr w:type="gramStart"/>
-      <w:r>
-        <w:rPr>
-          <w:b/>
-          <w:bCs/>
-          <w:color w:val="1F3864"/>
-        </w:rPr>
-        <w:t xml:space="preserve">CHOI  </w:t>
+        <w:t xml:space="preserve">JASON CHOI  </w:t>
       </w:r>
       <w:r>
         <w:rPr>
@@ -1129,18 +973,7 @@
           <w:sz w:val="20"/>
           <w:szCs w:val="20"/>
         </w:rPr>
-        <w:t>opening</w:t>
-      </w:r>
-      <w:proofErr w:type="gramEnd"/>
-      <w:r>
-        <w:rPr>
-          <w:i/>
-          <w:iCs/>
-          <w:color w:val="B08D3F"/>
-          <w:sz w:val="20"/>
-          <w:szCs w:val="20"/>
-        </w:rPr>
-        <w:t xml:space="preserve"> the night</w:t>
+        <w:t>opening the night</w:t>
       </w:r>
     </w:p>
     <w:p>
@@ -1211,15 +1044,7 @@
         <w:t>New York’s Funniest</w:t>
       </w:r>
       <w:r>
-        <w:t xml:space="preserve"> at the 2025 New York Comedy Festival, was a finalist at the Boston Comedy Festival and the New York Comedy Club Fall </w:t>
-      </w:r>
-      <w:proofErr w:type="gramStart"/>
-      <w:r>
-        <w:t>Invitational, and</w:t>
-      </w:r>
-      <w:proofErr w:type="gramEnd"/>
-      <w:r>
-        <w:t xml:space="preserve"> made his network television debut in 2026 on CBS’s </w:t>
+        <w:t xml:space="preserve"> at the 2025 New York Comedy Festival, was a finalist at the Boston Comedy Festival and the New York Comedy Club Fall Invitational, and made his network television debut in 2026 on CBS’s </w:t>
       </w:r>
       <w:r>
         <w:rPr>
@@ -1455,23 +1280,7 @@
           <w:b/>
           <w:bCs/>
         </w:rPr>
-        <w:t xml:space="preserve">Tilden Arts </w:t>
-      </w:r>
-      <w:proofErr w:type="spellStart"/>
-      <w:r>
-        <w:rPr>
-          <w:b/>
-          <w:bCs/>
-        </w:rPr>
-        <w:t>Center</w:t>
-      </w:r>
-      <w:proofErr w:type="spellEnd"/>
-      <w:r>
-        <w:rPr>
-          <w:b/>
-          <w:bCs/>
-        </w:rPr>
-        <w:t xml:space="preserve"> at Cape Cod Community College</w:t>
+        <w:t>Tilden Arts Center at Cape Cod Community College</w:t>
       </w:r>
       <w:r>
         <w:t xml:space="preserve"> in West Barnstable</w:t>
@@ -1545,29 +1354,7 @@
           <w:sz w:val="18"/>
           <w:szCs w:val="18"/>
         </w:rPr>
-        <w:t xml:space="preserve">The Tilden Arts </w:t>
-      </w:r>
-      <w:proofErr w:type="spellStart"/>
-      <w:r>
-        <w:rPr>
-          <w:i/>
-          <w:iCs/>
-          <w:color w:val="555555"/>
-          <w:sz w:val="18"/>
-          <w:szCs w:val="18"/>
-        </w:rPr>
-        <w:t>Center</w:t>
-      </w:r>
-      <w:proofErr w:type="spellEnd"/>
-      <w:r>
-        <w:rPr>
-          <w:i/>
-          <w:iCs/>
-          <w:color w:val="555555"/>
-          <w:sz w:val="18"/>
-          <w:szCs w:val="18"/>
-        </w:rPr>
-        <w:t>, Cape Cod Community College.</w:t>
+        <w:t>The Tilden Arts Center, Cape Cod Community College.</w:t>
       </w:r>
     </w:p>
     <w:p>
@@ -1622,15 +1409,7 @@
         <w:t xml:space="preserve"> - </w:t>
       </w:r>
       <w:r>
-        <w:t xml:space="preserve">the first of a planned, recurring series of comedy and cultural events. It owns and produces its own events; a Founding Partner is not sponsoring a </w:t>
-      </w:r>
-      <w:proofErr w:type="gramStart"/>
-      <w:r>
-        <w:t>one-off, but</w:t>
-      </w:r>
-      <w:proofErr w:type="gramEnd"/>
-      <w:r>
-        <w:t xml:space="preserve"> joining an organisation at the beginning of what it intends to become.</w:t>
+        <w:t>the first of a planned, recurring series of comedy and cultural events. It owns and produces its own events; a Founding Partner is not sponsoring a one-off, but joining an organisation at the beginning of what it intends to become.</w:t>
       </w:r>
     </w:p>
     <w:p>
@@ -1698,29 +1477,7 @@
           <w:sz w:val="21"/>
           <w:szCs w:val="21"/>
         </w:rPr>
-        <w:t xml:space="preserve">Max </w:t>
-      </w:r>
-      <w:proofErr w:type="gramStart"/>
-      <w:r>
-        <w:rPr>
-          <w:b/>
-          <w:bCs/>
-          <w:color w:val="000000"/>
-          <w:sz w:val="21"/>
-          <w:szCs w:val="21"/>
-        </w:rPr>
-        <w:t>Makowski  ·</w:t>
-      </w:r>
-      <w:proofErr w:type="gramEnd"/>
-      <w:r>
-        <w:rPr>
-          <w:b/>
-          <w:bCs/>
-          <w:color w:val="000000"/>
-          <w:sz w:val="21"/>
-          <w:szCs w:val="21"/>
-        </w:rPr>
-        <w:t xml:space="preserve">  The 1140A Corporation</w:t>
+        <w:t>Max Makowski  ·  The 1140A Corporation</w:t>
       </w:r>
     </w:p>
     <w:p>
@@ -1734,25 +1491,7 @@
           <w:sz w:val="18"/>
           <w:szCs w:val="18"/>
         </w:rPr>
-        <w:t xml:space="preserve">116 New Boston Road, Dennis, MA </w:t>
-      </w:r>
-      <w:proofErr w:type="gramStart"/>
-      <w:r>
-        <w:rPr>
-          <w:color w:val="555555"/>
-          <w:sz w:val="18"/>
-          <w:szCs w:val="18"/>
-        </w:rPr>
-        <w:t>02638  ·</w:t>
-      </w:r>
-      <w:proofErr w:type="gramEnd"/>
-      <w:r>
-        <w:rPr>
-          <w:color w:val="555555"/>
-          <w:sz w:val="18"/>
-          <w:szCs w:val="18"/>
-        </w:rPr>
-        <w:t xml:space="preserve">  info@1140a.com</w:t>
+        <w:t>116 New Boston Road, Dennis, MA 02638  ·  info@1140a.com</w:t>
       </w:r>
     </w:p>
     <w:sectPr>
@@ -2343,7 +2082,6 @@
   <w:style w:type="character" w:default="1" w:styleId="DefaultParagraphFont">
     <w:name w:val="Default Paragraph Font"/>
     <w:uiPriority w:val="1"/>
-    <w:semiHidden/>
     <w:unhideWhenUsed/>
   </w:style>
   <w:style w:type="table" w:default="1" w:styleId="TableNormal">
@@ -2457,6 +2195,17 @@
     <w:rPr>
       <w:sz w:val="20"/>
       <w:szCs w:val="20"/>
+    </w:rPr>
+  </w:style>
+  <w:style w:type="paragraph" w:styleId="NormalWeb">
+    <w:name w:val="Normal (Web)"/>
+    <w:basedOn w:val="Normal"/>
+    <w:uiPriority w:val="99"/>
+    <w:semiHidden/>
+    <w:unhideWhenUsed/>
+    <w:rsid w:val="00717B50"/>
+    <w:rPr>
+      <w:rFonts w:ascii="Times New Roman" w:hAnsi="Times New Roman" w:cs="Times New Roman"/>
     </w:rPr>
   </w:style>
 </w:styles>

--- a/Sponsor_Package_1140A.docx
+++ b/Sponsor_Package_1140A.docx
@@ -150,7 +150,15 @@
         <w:jc w:val="both"/>
       </w:pPr>
       <w:r>
-        <w:t>On Saturday, 29 August, two nationally-touring Comedy Cellar headliners</w:t>
+        <w:t xml:space="preserve">On Saturday, 29 August, two </w:t>
+      </w:r>
+      <w:proofErr w:type="gramStart"/>
+      <w:r>
+        <w:t>nationally-touring</w:t>
+      </w:r>
+      <w:proofErr w:type="gramEnd"/>
+      <w:r>
+        <w:t xml:space="preserve"> Comedy Cellar headliners</w:t>
       </w:r>
       <w:r>
         <w:t xml:space="preserve"> - </w:t>
@@ -160,8 +168,17 @@
           <w:b/>
           <w:bCs/>
         </w:rPr>
-        <w:t>Brendan Sagalow</w:t>
-      </w:r>
+        <w:t xml:space="preserve">Brendan </w:t>
+      </w:r>
+      <w:proofErr w:type="spellStart"/>
+      <w:r>
+        <w:rPr>
+          <w:b/>
+          <w:bCs/>
+        </w:rPr>
+        <w:t>Sagalow</w:t>
+      </w:r>
+      <w:proofErr w:type="spellEnd"/>
       <w:r>
         <w:t xml:space="preserve"> and </w:t>
       </w:r>
@@ -189,7 +206,15 @@
         <w:t xml:space="preserve"> - </w:t>
       </w:r>
       <w:r>
-        <w:t xml:space="preserve">play the Tilden Arts Center on Cape Cod. Two full headline sets in one night is a rarity </w:t>
+        <w:t xml:space="preserve">play the Tilden Arts </w:t>
+      </w:r>
+      <w:proofErr w:type="spellStart"/>
+      <w:r>
+        <w:t>Center</w:t>
+      </w:r>
+      <w:proofErr w:type="spellEnd"/>
+      <w:r>
+        <w:t xml:space="preserve"> on Cape Cod. Two full headline sets in one night is a rarity </w:t>
       </w:r>
       <w:r>
         <w:t xml:space="preserve">on the Cape. </w:t>
@@ -227,7 +252,7 @@
         <w:t xml:space="preserve">There is a reason it is happening here. Through the 1980s and ’90s, a Cape teenager could see A-list stand-ups </w:t>
       </w:r>
       <w:r>
-        <w:t>in real, well-staged yet intimate, venues like the Tony Kent Arena and the Cape Cod Coliseum,</w:t>
+        <w:t>in real, well-staged, yet intimate venues like the Tony Kent Arena and the Cape Cod Coliseum,</w:t>
       </w:r>
       <w:r>
         <w:t xml:space="preserve"> </w:t>
@@ -270,7 +295,15 @@
         <w:t>The 1140A Corporation exists to bring that back</w:t>
       </w:r>
       <w:r>
-        <w:t>: professional comedy on the Cape, priced for Cape Codders, and built to recur</w:t>
+        <w:t xml:space="preserve">: professional comedy on the Cape, priced for Cape </w:t>
+      </w:r>
+      <w:proofErr w:type="spellStart"/>
+      <w:r>
+        <w:t>Codders</w:t>
+      </w:r>
+      <w:proofErr w:type="spellEnd"/>
+      <w:r>
+        <w:t>, and built to recur</w:t>
       </w:r>
       <w:r>
         <w:t xml:space="preserve"> - </w:t>
@@ -396,6 +429,7 @@
         <w:spacing w:after="160" w:line="300" w:lineRule="auto"/>
         <w:jc w:val="both"/>
       </w:pPr>
+      <w:proofErr w:type="gramStart"/>
       <w:r>
         <w:rPr>
           <w:b/>
@@ -410,7 +444,16 @@
           <w:bCs/>
           <w:color w:val="1F3864"/>
         </w:rPr>
-        <w:t xml:space="preserve">Sole sponsor status.  </w:t>
+        <w:t>Sole</w:t>
+      </w:r>
+      <w:proofErr w:type="gramEnd"/>
+      <w:r>
+        <w:rPr>
+          <w:b/>
+          <w:bCs/>
+          <w:color w:val="1F3864"/>
+        </w:rPr>
+        <w:t xml:space="preserve"> sponsor status.  </w:t>
       </w:r>
       <w:r>
         <w:t>You are the only sponsoring organisation</w:t>
@@ -427,6 +470,7 @@
         <w:spacing w:after="160" w:line="300" w:lineRule="auto"/>
         <w:jc w:val="both"/>
       </w:pPr>
+      <w:proofErr w:type="gramStart"/>
       <w:r>
         <w:rPr>
           <w:b/>
@@ -441,7 +485,16 @@
           <w:bCs/>
           <w:color w:val="1F3864"/>
         </w:rPr>
-        <w:t xml:space="preserve">A private meet-and-greet with the headliners.  </w:t>
+        <w:t>A</w:t>
+      </w:r>
+      <w:proofErr w:type="gramEnd"/>
+      <w:r>
+        <w:rPr>
+          <w:b/>
+          <w:bCs/>
+          <w:color w:val="1F3864"/>
+        </w:rPr>
+        <w:t xml:space="preserve"> private meet-and-greet with the headliners.  </w:t>
       </w:r>
       <w:r>
         <w:t>Twelve guests, on a bucolic private Cape Cod property, before the show</w:t>
@@ -458,6 +511,7 @@
         <w:spacing w:after="160" w:line="300" w:lineRule="auto"/>
         <w:jc w:val="both"/>
       </w:pPr>
+      <w:proofErr w:type="gramStart"/>
       <w:r>
         <w:rPr>
           <w:b/>
@@ -472,7 +526,16 @@
           <w:bCs/>
           <w:color w:val="1F3864"/>
         </w:rPr>
-        <w:t xml:space="preserve">Twelve premium reserved (Orchestra) seats.  </w:t>
+        <w:t>Twelve</w:t>
+      </w:r>
+      <w:proofErr w:type="gramEnd"/>
+      <w:r>
+        <w:rPr>
+          <w:b/>
+          <w:bCs/>
+          <w:color w:val="1F3864"/>
+        </w:rPr>
+        <w:t xml:space="preserve"> premium reserved (Orchestra) seats.  </w:t>
       </w:r>
       <w:r>
         <w:t>Your guests are seated together in the Orchestra</w:t>
@@ -481,16 +544,16 @@
         <w:t xml:space="preserve"> - </w:t>
       </w:r>
       <w:r>
-        <w:t>the reserved VIP section</w:t>
+        <w:t>the reserved VIP</w:t>
       </w:r>
       <w:r>
         <w:t xml:space="preserve"> </w:t>
       </w:r>
       <w:r>
-        <w:t>up</w:t>
-      </w:r>
-      <w:r>
-        <w:t xml:space="preserve">-close-and-personal </w:t>
+        <w:t xml:space="preserve">up close and personal </w:t>
+      </w:r>
+      <w:r>
+        <w:t xml:space="preserve">section </w:t>
       </w:r>
       <w:r>
         <w:t xml:space="preserve">- </w:t>
@@ -504,6 +567,7 @@
         <w:spacing w:after="160" w:line="300" w:lineRule="auto"/>
         <w:jc w:val="both"/>
       </w:pPr>
+      <w:proofErr w:type="gramStart"/>
       <w:r>
         <w:rPr>
           <w:b/>
@@ -518,7 +582,16 @@
           <w:bCs/>
           <w:color w:val="1F3864"/>
         </w:rPr>
-        <w:t xml:space="preserve">A founding association that recurs.  </w:t>
+        <w:t>A</w:t>
+      </w:r>
+      <w:proofErr w:type="gramEnd"/>
+      <w:r>
+        <w:rPr>
+          <w:b/>
+          <w:bCs/>
+          <w:color w:val="1F3864"/>
+        </w:rPr>
+        <w:t xml:space="preserve"> founding association that recurs.  </w:t>
       </w:r>
       <w:r>
         <w:t>First right to continue as Founding Partner of future events in the series</w:t>
@@ -594,7 +667,15 @@
         <w:t xml:space="preserve">A civic gift, not an ad campaign.  </w:t>
       </w:r>
       <w:r>
-        <w:t>As of 29 July, tickets are already on sale and the campaign is already in motion. A Founding Partner is not buying this single event’s advertising</w:t>
+        <w:t xml:space="preserve">As of 29 July, tickets are already on </w:t>
+      </w:r>
+      <w:proofErr w:type="gramStart"/>
+      <w:r>
+        <w:t>sale</w:t>
+      </w:r>
+      <w:proofErr w:type="gramEnd"/>
+      <w:r>
+        <w:t xml:space="preserve"> and the campaign is already in motion. A Founding Partner is not buying this single event’s advertising</w:t>
       </w:r>
       <w:r>
         <w:t xml:space="preserve"> - </w:t>
@@ -644,7 +725,15 @@
         <w:t xml:space="preserve">Advertising presence (included, but not the point).  </w:t>
       </w:r>
       <w:r>
-        <w:t>Sole-sponsor visibility is real and it is yours alone</w:t>
+        <w:t xml:space="preserve">Sole-sponsor visibility is </w:t>
+      </w:r>
+      <w:proofErr w:type="gramStart"/>
+      <w:r>
+        <w:t>real</w:t>
+      </w:r>
+      <w:proofErr w:type="gramEnd"/>
+      <w:r>
+        <w:t xml:space="preserve"> and it is yours alone</w:t>
       </w:r>
       <w:r>
         <w:t xml:space="preserve"> - </w:t>
@@ -699,7 +788,15 @@
         <w:jc w:val="both"/>
       </w:pPr>
       <w:r>
-        <w:t>Two nationally-touring headliners</w:t>
+        <w:t xml:space="preserve">Two </w:t>
+      </w:r>
+      <w:proofErr w:type="gramStart"/>
+      <w:r>
+        <w:t>nationally-touring</w:t>
+      </w:r>
+      <w:proofErr w:type="gramEnd"/>
+      <w:r>
+        <w:t xml:space="preserve"> headliners</w:t>
       </w:r>
       <w:r>
         <w:t xml:space="preserve"> - </w:t>
@@ -724,7 +821,26 @@
           <w:bCs/>
           <w:color w:val="1F3864"/>
         </w:rPr>
-        <w:t xml:space="preserve">BRENDAN SAGALOW  </w:t>
+        <w:t xml:space="preserve">BRENDAN </w:t>
+      </w:r>
+      <w:proofErr w:type="spellStart"/>
+      <w:proofErr w:type="gramStart"/>
+      <w:r>
+        <w:rPr>
+          <w:b/>
+          <w:bCs/>
+          <w:color w:val="1F3864"/>
+        </w:rPr>
+        <w:t>SAGALOW</w:t>
+      </w:r>
+      <w:proofErr w:type="spellEnd"/>
+      <w:r>
+        <w:rPr>
+          <w:b/>
+          <w:bCs/>
+          <w:color w:val="1F3864"/>
+        </w:rPr>
+        <w:t xml:space="preserve">  </w:t>
       </w:r>
       <w:r>
         <w:rPr>
@@ -734,7 +850,18 @@
           <w:sz w:val="20"/>
           <w:szCs w:val="20"/>
         </w:rPr>
-        <w:t>“Thin Lips”</w:t>
+        <w:t>“</w:t>
+      </w:r>
+      <w:proofErr w:type="gramEnd"/>
+      <w:r>
+        <w:rPr>
+          <w:i/>
+          <w:iCs/>
+          <w:color w:val="B08D3F"/>
+          <w:sz w:val="20"/>
+          <w:szCs w:val="20"/>
+        </w:rPr>
+        <w:t>Thin Lips”</w:t>
       </w:r>
     </w:p>
     <w:p>
@@ -811,7 +938,7 @@
         <w:t xml:space="preserve"> - </w:t>
       </w:r>
       <w:r>
-        <w:t>the mark of a comedian who converts attention into filled rooms. He is a regular presence on the podcasts that drive the modern comedy scene — among them Legion of Skanks, The Bonfire, and Robert Kelly’s You Know What Dude!</w:t>
+        <w:t>the mark of a comedian who converts attention into filled rooms. He is a regular presence on the podcasts that drive the modern comedy scene - among them Legion of Skanks, The Bonfire, and Robert Kelly’s You Know What Dude!</w:t>
       </w:r>
     </w:p>
     <w:p>
@@ -842,7 +969,16 @@
           <w:color w:val="1F3864"/>
         </w:rPr>
         <w:lastRenderedPageBreak/>
-        <w:t xml:space="preserve">MIKE CANNON  </w:t>
+        <w:t xml:space="preserve">MIKE </w:t>
+      </w:r>
+      <w:proofErr w:type="gramStart"/>
+      <w:r>
+        <w:rPr>
+          <w:b/>
+          <w:bCs/>
+          <w:color w:val="1F3864"/>
+        </w:rPr>
+        <w:t xml:space="preserve">CANNON  </w:t>
       </w:r>
       <w:r>
         <w:rPr>
@@ -852,7 +988,18 @@
           <w:sz w:val="20"/>
           <w:szCs w:val="20"/>
         </w:rPr>
-        <w:t>“Traumatized Animal”</w:t>
+        <w:t>“</w:t>
+      </w:r>
+      <w:proofErr w:type="gramEnd"/>
+      <w:r>
+        <w:rPr>
+          <w:i/>
+          <w:iCs/>
+          <w:color w:val="B08D3F"/>
+          <w:sz w:val="20"/>
+          <w:szCs w:val="20"/>
+        </w:rPr>
+        <w:t>Traumatized Animal”</w:t>
       </w:r>
     </w:p>
     <w:p>
@@ -932,7 +1079,7 @@
         <w:t xml:space="preserve"> - </w:t>
       </w:r>
       <w:r>
-        <w:t>and brings a room fully under his control from the first minute. He is a fixture on the scene’s defining podcasts — Legion of Skanks, The Bonfire, and Robert Kelly’s You Know What Dude! among them.</w:t>
+        <w:t>and brings a room fully under his control from the first minute. He is a fixture on the scene’s defining podcasts - Legion of Skanks, The Bonfire, and Robert Kelly’s You Know What Dude! among them.</w:t>
       </w:r>
     </w:p>
     <w:p>
@@ -963,7 +1110,16 @@
           <w:color w:val="1F3864"/>
         </w:rPr>
         <w:lastRenderedPageBreak/>
-        <w:t xml:space="preserve">JASON CHOI  </w:t>
+        <w:t xml:space="preserve">JASON </w:t>
+      </w:r>
+      <w:proofErr w:type="gramStart"/>
+      <w:r>
+        <w:rPr>
+          <w:b/>
+          <w:bCs/>
+          <w:color w:val="1F3864"/>
+        </w:rPr>
+        <w:t xml:space="preserve">CHOI  </w:t>
       </w:r>
       <w:r>
         <w:rPr>
@@ -973,7 +1129,18 @@
           <w:sz w:val="20"/>
           <w:szCs w:val="20"/>
         </w:rPr>
-        <w:t>opening the night</w:t>
+        <w:t>opening</w:t>
+      </w:r>
+      <w:proofErr w:type="gramEnd"/>
+      <w:r>
+        <w:rPr>
+          <w:i/>
+          <w:iCs/>
+          <w:color w:val="B08D3F"/>
+          <w:sz w:val="20"/>
+          <w:szCs w:val="20"/>
+        </w:rPr>
+        <w:t xml:space="preserve"> the night</w:t>
       </w:r>
     </w:p>
     <w:p>
@@ -1044,7 +1211,15 @@
         <w:t>New York’s Funniest</w:t>
       </w:r>
       <w:r>
-        <w:t xml:space="preserve"> at the 2025 New York Comedy Festival, was a finalist at the Boston Comedy Festival and the New York Comedy Club Fall Invitational, and made his network television debut in 2026 on CBS’s </w:t>
+        <w:t xml:space="preserve"> at the 2025 New York Comedy Festival, was a finalist at the Boston Comedy Festival and the New York Comedy Club Fall </w:t>
+      </w:r>
+      <w:proofErr w:type="gramStart"/>
+      <w:r>
+        <w:t>Invitational, and</w:t>
+      </w:r>
+      <w:proofErr w:type="gramEnd"/>
+      <w:r>
+        <w:t xml:space="preserve"> made his network television debut in 2026 on CBS’s </w:t>
       </w:r>
       <w:r>
         <w:rPr>
@@ -1280,7 +1455,23 @@
           <w:b/>
           <w:bCs/>
         </w:rPr>
-        <w:t>Tilden Arts Center at Cape Cod Community College</w:t>
+        <w:t xml:space="preserve">Tilden Arts </w:t>
+      </w:r>
+      <w:proofErr w:type="spellStart"/>
+      <w:r>
+        <w:rPr>
+          <w:b/>
+          <w:bCs/>
+        </w:rPr>
+        <w:t>Center</w:t>
+      </w:r>
+      <w:proofErr w:type="spellEnd"/>
+      <w:r>
+        <w:rPr>
+          <w:b/>
+          <w:bCs/>
+        </w:rPr>
+        <w:t xml:space="preserve"> at Cape Cod Community College</w:t>
       </w:r>
       <w:r>
         <w:t xml:space="preserve"> in West Barnstable</w:t>
@@ -1354,7 +1545,29 @@
           <w:sz w:val="18"/>
           <w:szCs w:val="18"/>
         </w:rPr>
-        <w:t>The Tilden Arts Center, Cape Cod Community College.</w:t>
+        <w:t xml:space="preserve">The Tilden Arts </w:t>
+      </w:r>
+      <w:proofErr w:type="spellStart"/>
+      <w:r>
+        <w:rPr>
+          <w:i/>
+          <w:iCs/>
+          <w:color w:val="555555"/>
+          <w:sz w:val="18"/>
+          <w:szCs w:val="18"/>
+        </w:rPr>
+        <w:t>Center</w:t>
+      </w:r>
+      <w:proofErr w:type="spellEnd"/>
+      <w:r>
+        <w:rPr>
+          <w:i/>
+          <w:iCs/>
+          <w:color w:val="555555"/>
+          <w:sz w:val="18"/>
+          <w:szCs w:val="18"/>
+        </w:rPr>
+        <w:t>, Cape Cod Community College.</w:t>
       </w:r>
     </w:p>
     <w:p>
@@ -1409,7 +1622,15 @@
         <w:t xml:space="preserve"> - </w:t>
       </w:r>
       <w:r>
-        <w:t>the first of a planned, recurring series of comedy and cultural events. It owns and produces its own events; a Founding Partner is not sponsoring a one-off, but joining an organisation at the beginning of what it intends to become.</w:t>
+        <w:t xml:space="preserve">the first of a planned, recurring series of comedy and cultural events. It owns and produces its own events; a Founding Partner is not sponsoring a </w:t>
+      </w:r>
+      <w:proofErr w:type="gramStart"/>
+      <w:r>
+        <w:t>one-off, but</w:t>
+      </w:r>
+      <w:proofErr w:type="gramEnd"/>
+      <w:r>
+        <w:t xml:space="preserve"> joining an organisation at the beginning of what it intends to become.</w:t>
       </w:r>
     </w:p>
     <w:p>
@@ -1477,7 +1698,29 @@
           <w:sz w:val="21"/>
           <w:szCs w:val="21"/>
         </w:rPr>
-        <w:t>Max Makowski  ·  The 1140A Corporation</w:t>
+        <w:t xml:space="preserve">Max </w:t>
+      </w:r>
+      <w:proofErr w:type="gramStart"/>
+      <w:r>
+        <w:rPr>
+          <w:b/>
+          <w:bCs/>
+          <w:color w:val="000000"/>
+          <w:sz w:val="21"/>
+          <w:szCs w:val="21"/>
+        </w:rPr>
+        <w:t>Makowski  ·</w:t>
+      </w:r>
+      <w:proofErr w:type="gramEnd"/>
+      <w:r>
+        <w:rPr>
+          <w:b/>
+          <w:bCs/>
+          <w:color w:val="000000"/>
+          <w:sz w:val="21"/>
+          <w:szCs w:val="21"/>
+        </w:rPr>
+        <w:t xml:space="preserve">  The 1140A Corporation</w:t>
       </w:r>
     </w:p>
     <w:p>
@@ -1491,7 +1734,25 @@
           <w:sz w:val="18"/>
           <w:szCs w:val="18"/>
         </w:rPr>
-        <w:t>116 New Boston Road, Dennis, MA 02638  ·  info@1140a.com</w:t>
+        <w:t xml:space="preserve">116 New Boston Road, Dennis, MA </w:t>
+      </w:r>
+      <w:proofErr w:type="gramStart"/>
+      <w:r>
+        <w:rPr>
+          <w:color w:val="555555"/>
+          <w:sz w:val="18"/>
+          <w:szCs w:val="18"/>
+        </w:rPr>
+        <w:t>02638  ·</w:t>
+      </w:r>
+      <w:proofErr w:type="gramEnd"/>
+      <w:r>
+        <w:rPr>
+          <w:color w:val="555555"/>
+          <w:sz w:val="18"/>
+          <w:szCs w:val="18"/>
+        </w:rPr>
+        <w:t xml:space="preserve">  info@1140a.com</w:t>
       </w:r>
     </w:p>
     <w:sectPr>
@@ -2082,6 +2343,7 @@
   <w:style w:type="character" w:default="1" w:styleId="DefaultParagraphFont">
     <w:name w:val="Default Paragraph Font"/>
     <w:uiPriority w:val="1"/>
+    <w:semiHidden/>
     <w:unhideWhenUsed/>
   </w:style>
   <w:style w:type="table" w:default="1" w:styleId="TableNormal">
